--- a/PLAFT/Desarrollo/Minorista_regulado/Documentacion/Documento Técnico Variables - PLAFT PJ Minorista (BPE) v0.docx
+++ b/PLAFT/Desarrollo/Minorista_regulado/Documentacion/Documento Técnico Variables - PLAFT PJ Minorista (BPE) v0.docx
@@ -130,42 +130,6 @@
         </w:rPr>
         <w:t>Modelo de Priorización de Alertas PLAFT</w:t>
       </w:r>
-      <w:proofErr w:type="spellStart"/>
-      <w:r>
-        <w:rPr>
-          <w:rStyle w:val="TituloPortada"/>
-          <w:rFonts w:asciiTheme="minorHAnsi" w:hAnsiTheme="minorHAnsi" w:cstheme="minorHAnsi"/>
-          <w:color w:val="0070C0"/>
-          <w:lang w:val="en-US"/>
-        </w:rPr>
-      </w:r>
-      <w:proofErr w:type="spellEnd"/>
-      <w:r>
-        <w:rPr>
-          <w:rStyle w:val="TituloPortada"/>
-          <w:rFonts w:asciiTheme="minorHAnsi" w:hAnsiTheme="minorHAnsi" w:cstheme="minorHAnsi"/>
-          <w:color w:val="0070C0"/>
-          <w:lang w:val="en-US"/>
-        </w:rPr>
-      </w:r>
-      <w:r>
-        <w:rPr>
-          <w:rStyle w:val="TituloPortada"/>
-          <w:rFonts w:asciiTheme="minorHAnsi" w:hAnsiTheme="minorHAnsi" w:cstheme="minorHAnsi"/>
-          <w:color w:val="0070C0"/>
-          <w:lang w:val="en-US"/>
-        </w:rPr>
-      </w:r>
-      <w:proofErr w:type="spellStart"/>
-      <w:r>
-        <w:rPr>
-          <w:rStyle w:val="TituloPortada"/>
-          <w:rFonts w:asciiTheme="minorHAnsi" w:hAnsiTheme="minorHAnsi" w:cstheme="minorHAnsi"/>
-          <w:color w:val="0070C0"/>
-          <w:lang w:val="en-US"/>
-        </w:rPr>
-      </w:r>
-      <w:proofErr w:type="spellEnd"/>
     </w:p>
     <w:p>
       <w:pPr>
@@ -197,51 +161,6 @@
         </w:rPr>
         <w:t>Lima, Julio 2026</w:t>
       </w:r>
-      <w:r>
-        <w:rPr>
-          <w:rFonts w:asciiTheme="minorHAnsi" w:hAnsiTheme="minorHAnsi" w:cstheme="minorBidi"/>
-          <w:color w:val="00B0F0"/>
-          <w:sz w:val="28"/>
-          <w:szCs w:val="28"/>
-          <w:lang w:val="pt-BR"/>
-        </w:rPr>
-      </w:r>
-      <w:r>
-        <w:rPr>
-          <w:rFonts w:asciiTheme="minorHAnsi" w:hAnsiTheme="minorHAnsi" w:cstheme="minorBidi"/>
-          <w:color w:val="00B0F0"/>
-          <w:sz w:val="28"/>
-          <w:szCs w:val="28"/>
-          <w:lang w:val="pt-BR"/>
-        </w:rPr>
-      </w:r>
-      <w:r>
-        <w:rPr>
-          <w:rFonts w:asciiTheme="minorHAnsi" w:hAnsiTheme="minorHAnsi" w:cstheme="minorBidi"/>
-          <w:color w:val="00B0F0"/>
-          <w:sz w:val="28"/>
-          <w:szCs w:val="28"/>
-          <w:lang w:val="pt-BR"/>
-        </w:rPr>
-      </w:r>
-      <w:r>
-        <w:rPr>
-          <w:rFonts w:asciiTheme="minorHAnsi" w:hAnsiTheme="minorHAnsi" w:cstheme="minorBidi"/>
-          <w:color w:val="00B0F0"/>
-          <w:sz w:val="28"/>
-          <w:szCs w:val="28"/>
-          <w:lang w:val="pt-BR"/>
-        </w:rPr>
-      </w:r>
-      <w:r>
-        <w:rPr>
-          <w:rFonts w:asciiTheme="minorHAnsi" w:hAnsiTheme="minorHAnsi" w:cstheme="minorBidi"/>
-          <w:color w:val="00B0F0"/>
-          <w:sz w:val="28"/>
-          <w:szCs w:val="28"/>
-          <w:lang w:val="pt-BR"/>
-        </w:rPr>
-      </w:r>
     </w:p>
     <w:p>
       <w:pPr>
@@ -293,7 +212,13 @@
           <wp:inline distT="0" distB="0" distL="0" distR="0" wp14:anchorId="74F7983F" wp14:editId="0DFD4CDA">
             <wp:extent cx="6029205" cy="3153889"/>
             <wp:effectExtent l="76200" t="76200" r="124460" b="142240"/>
-            <wp:docPr id="54" name="Imagen 54" descr="Imagen que contiene verde, firmar, competencia de atletismo, camión&#10;&#10;Descripción generada automáticamente"/>
+            <wp:docPr id="54" name="Imagen 54" descr="Imagen que contiene verde, firmar, competencia de atletismo, camión&#10;&#10;Descripción generada automáticamente">
+              <a:extLst xmlns:a="http://schemas.openxmlformats.org/drawingml/2006/main">
+                <a:ext uri="{FF2B5EF4-FFF2-40B4-BE49-F238E27FC236}">
+                  <a16:creationId xmlns:a16="http://schemas.microsoft.com/office/drawing/2014/main" id="{29A5A765-7ACA-46D3-8C4A-0C678D910DF0}"/>
+                </a:ext>
+              </a:extLst>
+            </wp:docPr>
             <wp:cNvGraphicFramePr>
               <a:graphicFrameLocks xmlns:a="http://schemas.openxmlformats.org/drawingml/2006/main" noChangeAspect="1"/>
             </wp:cNvGraphicFramePr>
@@ -307,7 +232,7 @@
                     </pic:cNvPicPr>
                   </pic:nvPicPr>
                   <pic:blipFill>
-                    <a:blip r:embed="rId11">
+                    <a:blip r:embed="rId10">
                       <a:alphaModFix/>
                       <a:extLst>
                         <a:ext uri="{28A0092B-C50C-407E-A947-70E740481C1C}">
@@ -399,7 +324,7 @@
     </w:p>
     <w:p>
       <w:pPr>
-        <w:pStyle w:val="Ttulo2"/>
+        <w:pStyle w:val="Heading2"/>
         <w:rPr>
           <w:rFonts w:asciiTheme="minorHAnsi" w:hAnsiTheme="minorHAnsi" w:cstheme="minorHAnsi"/>
           <w:color w:val="auto"/>
@@ -432,7 +357,7 @@
     </w:p>
     <w:p>
       <w:pPr>
-        <w:pStyle w:val="Ttulo2"/>
+        <w:pStyle w:val="Heading2"/>
         <w:rPr>
           <w:b/>
           <w:bCs/>
@@ -484,34 +409,44 @@
         </w:rPr>
         <w:t xml:space="preserve">En el presente documento se detalla el proceso de construcción de las 32 variables empleadas en el Modelo de Priorización de Alertas PLAFT, segmento Persona Jurídica Minorista (subsegmento BPE). </w:t>
       </w:r>
-      <w:r>
+    </w:p>
+    <w:p>
+      <w:pPr>
+        <w:jc w:val="both"/>
         <w:rPr>
           <w:rFonts w:asciiTheme="minorHAnsi" w:hAnsiTheme="minorHAnsi" w:cstheme="minorBidi"/>
           <w:sz w:val="24"/>
           <w:szCs w:val="24"/>
         </w:rPr>
-      </w:r>
-      <w:r>
+      </w:pPr>
+    </w:p>
+    <w:p>
+      <w:pPr>
+        <w:jc w:val="both"/>
         <w:rPr>
           <w:rFonts w:asciiTheme="minorHAnsi" w:hAnsiTheme="minorHAnsi" w:cstheme="minorBidi"/>
           <w:sz w:val="24"/>
           <w:szCs w:val="24"/>
         </w:rPr>
-      </w:r>
+      </w:pPr>
       <w:r>
         <w:rPr>
           <w:rFonts w:asciiTheme="minorHAnsi" w:hAnsiTheme="minorHAnsi" w:cstheme="minorBidi"/>
           <w:sz w:val="24"/>
           <w:szCs w:val="24"/>
         </w:rPr>
-      </w:r>
-      <w:r>
+        <w:t xml:space="preserve">El objetivo es identificar claramente las transformaciones adicionales que se aplican sobre las variables provenientes de las tablas del esquema productivo e_perm. Se parte del supuesto de que toda variable almacenada en e_perm ya ha sido validada en su lógica y consistencia, por lo que este documento se centra exclusivamente en documentar cualquier ajuste, derivación o transformación adicional implementada para el modelo. </w:t>
+      </w:r>
+    </w:p>
+    <w:p>
+      <w:pPr>
+        <w:jc w:val="both"/>
         <w:rPr>
           <w:rFonts w:asciiTheme="minorHAnsi" w:hAnsiTheme="minorHAnsi" w:cstheme="minorBidi"/>
           <w:sz w:val="24"/>
           <w:szCs w:val="24"/>
         </w:rPr>
-      </w:r>
+      </w:pPr>
     </w:p>
     <w:p>
       <w:pPr>
@@ -522,105 +457,13 @@
           <w:szCs w:val="24"/>
         </w:rPr>
       </w:pPr>
-    </w:p>
-    <w:p>
-      <w:pPr>
-        <w:jc w:val="both"/>
+      <w:r>
         <w:rPr>
           <w:rFonts w:asciiTheme="minorHAnsi" w:hAnsiTheme="minorHAnsi" w:cstheme="minorBidi"/>
           <w:sz w:val="24"/>
           <w:szCs w:val="24"/>
         </w:rPr>
-      </w:pPr>
-      <w:r>
-        <w:rPr>
-          <w:rFonts w:asciiTheme="minorHAnsi" w:hAnsiTheme="minorHAnsi" w:cstheme="minorBidi"/>
-          <w:sz w:val="24"/>
-          <w:szCs w:val="24"/>
-        </w:rPr>
-        <w:t xml:space="preserve">El objetivo es identificar claramente las transformaciones adicionales que se aplican sobre las variables provenientes de las tablas del esquema productivo </w:t>
-      </w:r>
-      <w:proofErr w:type="spellStart"/>
-      <w:r>
-        <w:rPr>
-          <w:rFonts w:asciiTheme="minorHAnsi" w:hAnsiTheme="minorHAnsi" w:cstheme="minorBidi"/>
-          <w:sz w:val="24"/>
-          <w:szCs w:val="24"/>
-        </w:rPr>
-        <w:t>e_perm</w:t>
-      </w:r>
-      <w:proofErr w:type="spellEnd"/>
-      <w:r>
-        <w:rPr>
-          <w:rFonts w:asciiTheme="minorHAnsi" w:hAnsiTheme="minorHAnsi" w:cstheme="minorBidi"/>
-          <w:sz w:val="24"/>
-          <w:szCs w:val="24"/>
-        </w:rPr>
-        <w:t xml:space="preserve">. Se parte del supuesto de que toda variable almacenada en </w:t>
-      </w:r>
-      <w:proofErr w:type="spellStart"/>
-      <w:r>
-        <w:rPr>
-          <w:rFonts w:asciiTheme="minorHAnsi" w:hAnsiTheme="minorHAnsi" w:cstheme="minorBidi"/>
-          <w:sz w:val="24"/>
-          <w:szCs w:val="24"/>
-        </w:rPr>
-        <w:t>e_perm</w:t>
-      </w:r>
-      <w:proofErr w:type="spellEnd"/>
-      <w:r>
-        <w:rPr>
-          <w:rFonts w:asciiTheme="minorHAnsi" w:hAnsiTheme="minorHAnsi" w:cstheme="minorBidi"/>
-          <w:sz w:val="24"/>
-          <w:szCs w:val="24"/>
-        </w:rPr>
-        <w:t xml:space="preserve"> ya ha sido validada en su lógica y consistencia, por lo que este documento se centra exclusivamente en documentar cualquier ajuste, derivación o transformación adicional implementada para el modelo. </w:t>
-      </w:r>
-    </w:p>
-    <w:p>
-      <w:pPr>
-        <w:jc w:val="both"/>
-        <w:rPr>
-          <w:rFonts w:asciiTheme="minorHAnsi" w:hAnsiTheme="minorHAnsi" w:cstheme="minorBidi"/>
-          <w:sz w:val="24"/>
-          <w:szCs w:val="24"/>
-        </w:rPr>
-      </w:pPr>
-    </w:p>
-    <w:p>
-      <w:pPr>
-        <w:jc w:val="both"/>
-        <w:rPr>
-          <w:rFonts w:asciiTheme="minorHAnsi" w:hAnsiTheme="minorHAnsi" w:cstheme="minorBidi"/>
-          <w:sz w:val="24"/>
-          <w:szCs w:val="24"/>
-        </w:rPr>
-      </w:pPr>
-      <w:r>
-        <w:rPr>
-          <w:rFonts w:asciiTheme="minorHAnsi" w:hAnsiTheme="minorHAnsi" w:cstheme="minorBidi"/>
-          <w:sz w:val="24"/>
-          <w:szCs w:val="24"/>
-        </w:rPr>
-        <w:t xml:space="preserve">En aquellos casos donde una variable del modelo se utiliza directamente, sin modificaciones respecto a su versión en </w:t>
-      </w:r>
-      <w:proofErr w:type="spellStart"/>
-      <w:r>
-        <w:rPr>
-          <w:rFonts w:asciiTheme="minorHAnsi" w:hAnsiTheme="minorHAnsi" w:cstheme="minorBidi"/>
-          <w:sz w:val="24"/>
-          <w:szCs w:val="24"/>
-        </w:rPr>
-        <w:t>e_perm</w:t>
-      </w:r>
-      <w:proofErr w:type="spellEnd"/>
-      <w:r>
-        <w:rPr>
-          <w:rFonts w:asciiTheme="minorHAnsi" w:hAnsiTheme="minorHAnsi" w:cstheme="minorBidi"/>
-          <w:sz w:val="24"/>
-          <w:szCs w:val="24"/>
-        </w:rPr>
-        <w:t>, se documentará que la variable origen y la variable final son equivalentes.</w:t>
+        <w:t>En aquellos casos donde una variable del modelo se utiliza directamente, sin modificaciones respecto a su versión en e_perm, se documentará que la variable origen y la variable final son equivalentes.</w:t>
       </w:r>
     </w:p>
     <w:p>
@@ -649,30 +492,12 @@
           <w:sz w:val="24"/>
           <w:szCs w:val="24"/>
         </w:rPr>
-        <w:t xml:space="preserve">A continuación, se da el nombre de cada variable, su definición, la fuente origen del esquema productivo </w:t>
-      </w:r>
-      <w:proofErr w:type="spellStart"/>
-      <w:r>
-        <w:rPr>
-          <w:rFonts w:asciiTheme="minorHAnsi" w:hAnsiTheme="minorHAnsi" w:cstheme="minorHAnsi"/>
-          <w:sz w:val="24"/>
-          <w:szCs w:val="24"/>
-        </w:rPr>
-        <w:t>e_perm</w:t>
-      </w:r>
-      <w:proofErr w:type="spellEnd"/>
-      <w:r>
-        <w:rPr>
-          <w:rFonts w:asciiTheme="minorHAnsi" w:hAnsiTheme="minorHAnsi" w:cstheme="minorHAnsi"/>
-          <w:sz w:val="24"/>
-          <w:szCs w:val="24"/>
-        </w:rPr>
-        <w:t>, la variable origen de esa misma tabla y la transformación para llegar a la variable final:</w:t>
+        <w:t>A continuación, se da el nombre de cada variable, su definición, la fuente origen del esquema productivo e_perm, la variable origen de esa misma tabla y la transformación para llegar a la variable final:</w:t>
       </w:r>
     </w:p>
     <w:p>
       <w:pPr>
-        <w:pStyle w:val="Ttulo2"/>
+        <w:pStyle w:val="Heading2"/>
       </w:pPr>
     </w:p>
     <w:p>
@@ -728,7 +553,7 @@
     </w:p>
     <w:tbl>
       <w:tblPr>
-        <w:tblStyle w:val="Tablaconcuadrcula"/>
+        <w:tblStyle w:val="TableGrid"/>
         <w:tblW w:w="0" w:type="auto"/>
         <w:tblLook w:val="04A0" w:firstRow="1" w:lastRow="0" w:firstColumn="1" w:lastColumn="0" w:noHBand="0" w:noVBand="1"/>
       </w:tblPr>
@@ -755,7 +580,6 @@
               </w:rPr>
               <w:t xml:space="preserve">Tabla origen: </w:t>
             </w:r>
-            <w:proofErr w:type="spellStart"/>
             <w:r>
               <w:rPr>
                 <w:b/>
@@ -764,7 +588,6 @@
               </w:rPr>
               <w:t>d_perm_aws.t_agg_alertas_plaft</w:t>
             </w:r>
-            <w:proofErr w:type="spellEnd"/>
           </w:p>
         </w:tc>
       </w:tr>
@@ -787,7 +610,6 @@
               </w:rPr>
               <w:t xml:space="preserve">Variables origen: </w:t>
             </w:r>
-            <w:proofErr w:type="spellStart"/>
             <w:r>
               <w:rPr>
                 <w:b/>
@@ -795,7 +617,6 @@
               </w:rPr>
               <w:t>mto_pas_soles, imp_trx_abonostot_6m</w:t>
             </w:r>
-            <w:proofErr w:type="spellEnd"/>
           </w:p>
         </w:tc>
       </w:tr>
@@ -909,7 +730,7 @@
     </w:p>
     <w:tbl>
       <w:tblPr>
-        <w:tblStyle w:val="Tablaconcuadrcula"/>
+        <w:tblStyle w:val="TableGrid"/>
         <w:tblW w:w="0" w:type="auto"/>
         <w:tblLook w:val="04A0" w:firstRow="1" w:lastRow="0" w:firstColumn="1" w:lastColumn="0" w:noHBand="0" w:noVBand="1"/>
       </w:tblPr>
@@ -936,7 +757,6 @@
               </w:rPr>
               <w:t xml:space="preserve">Tabla origen: </w:t>
             </w:r>
-            <w:proofErr w:type="spellStart"/>
             <w:r>
               <w:rPr>
                 <w:b/>
@@ -945,7 +765,6 @@
               </w:rPr>
               <w:t>d_perm_aws.t_agg_alertas_plaft</w:t>
             </w:r>
-            <w:proofErr w:type="spellEnd"/>
           </w:p>
         </w:tc>
       </w:tr>
@@ -968,7 +787,6 @@
               </w:rPr>
               <w:t xml:space="preserve">Variable origen: </w:t>
             </w:r>
-            <w:proofErr w:type="spellStart"/>
             <w:r>
               <w:rPr>
                 <w:b/>
@@ -976,7 +794,6 @@
               </w:rPr>
               <w:t>mto_fact_declarado_sunat</w:t>
             </w:r>
-            <w:proofErr w:type="spellEnd"/>
           </w:p>
         </w:tc>
       </w:tr>
@@ -1082,7 +899,7 @@
     </w:p>
     <w:tbl>
       <w:tblPr>
-        <w:tblStyle w:val="Tablaconcuadrcula"/>
+        <w:tblStyle w:val="TableGrid"/>
         <w:tblW w:w="0" w:type="auto"/>
         <w:tblLook w:val="04A0" w:firstRow="1" w:lastRow="0" w:firstColumn="1" w:lastColumn="0" w:noHBand="0" w:noVBand="1"/>
       </w:tblPr>
@@ -1109,7 +926,6 @@
               </w:rPr>
               <w:t xml:space="preserve">Tabla origen: </w:t>
             </w:r>
-            <w:proofErr w:type="spellStart"/>
             <w:r>
               <w:rPr>
                 <w:b/>
@@ -1118,7 +934,6 @@
               </w:rPr>
               <w:t>d_perm_aws.t_agg_alertas_plaft</w:t>
             </w:r>
-            <w:proofErr w:type="spellEnd"/>
           </w:p>
         </w:tc>
       </w:tr>
@@ -1141,7 +956,6 @@
               </w:rPr>
               <w:t xml:space="preserve">Variable origen: </w:t>
             </w:r>
-            <w:proofErr w:type="spellStart"/>
             <w:r>
               <w:rPr>
                 <w:b/>
@@ -1149,7 +963,6 @@
               </w:rPr>
               <w:t>mto_pas_soles</w:t>
             </w:r>
-            <w:proofErr w:type="spellEnd"/>
           </w:p>
         </w:tc>
       </w:tr>
@@ -1247,7 +1060,7 @@
     </w:p>
     <w:tbl>
       <w:tblPr>
-        <w:tblStyle w:val="Tablaconcuadrcula"/>
+        <w:tblStyle w:val="TableGrid"/>
         <w:tblW w:w="0" w:type="auto"/>
         <w:tblLook w:val="04A0" w:firstRow="1" w:lastRow="0" w:firstColumn="1" w:lastColumn="0" w:noHBand="0" w:noVBand="1"/>
       </w:tblPr>
@@ -1274,7 +1087,6 @@
               </w:rPr>
               <w:t xml:space="preserve">Tabla origen: </w:t>
             </w:r>
-            <w:proofErr w:type="spellStart"/>
             <w:r>
               <w:rPr>
                 <w:b/>
@@ -1283,7 +1095,6 @@
               </w:rPr>
               <w:t>d_perm_aws.t_agg_alertas_plaft</w:t>
             </w:r>
-            <w:proofErr w:type="spellEnd"/>
           </w:p>
         </w:tc>
       </w:tr>
@@ -1306,7 +1117,6 @@
               </w:rPr>
               <w:t xml:space="preserve">Variable origen: </w:t>
             </w:r>
-            <w:proofErr w:type="spellStart"/>
             <w:r>
               <w:rPr>
                 <w:b/>
@@ -1314,7 +1124,6 @@
               </w:rPr>
               <w:t>cnt_trx_cargostot_3m</w:t>
             </w:r>
-            <w:proofErr w:type="spellEnd"/>
           </w:p>
         </w:tc>
       </w:tr>
@@ -1412,7 +1221,7 @@
     </w:p>
     <w:tbl>
       <w:tblPr>
-        <w:tblStyle w:val="Tablaconcuadrcula"/>
+        <w:tblStyle w:val="TableGrid"/>
         <w:tblW w:w="0" w:type="auto"/>
         <w:tblLook w:val="04A0" w:firstRow="1" w:lastRow="0" w:firstColumn="1" w:lastColumn="0" w:noHBand="0" w:noVBand="1"/>
       </w:tblPr>
@@ -1439,7 +1248,6 @@
               </w:rPr>
               <w:t xml:space="preserve">Tabla origen: </w:t>
             </w:r>
-            <w:proofErr w:type="spellStart"/>
             <w:r>
               <w:rPr>
                 <w:b/>
@@ -1448,7 +1256,6 @@
               </w:rPr>
               <w:t>d_perm_aws.t_agg_alertas_plaft</w:t>
             </w:r>
-            <w:proofErr w:type="spellEnd"/>
           </w:p>
         </w:tc>
       </w:tr>
@@ -1471,7 +1278,6 @@
               </w:rPr>
               <w:t xml:space="preserve">Variable origen: </w:t>
             </w:r>
-            <w:proofErr w:type="spellStart"/>
             <w:r>
               <w:rPr>
                 <w:b/>
@@ -1479,7 +1285,6 @@
               </w:rPr>
               <w:t>imp_trx_abonosefect_6m</w:t>
             </w:r>
-            <w:proofErr w:type="spellEnd"/>
           </w:p>
         </w:tc>
       </w:tr>
@@ -1577,7 +1382,7 @@
     </w:p>
     <w:tbl>
       <w:tblPr>
-        <w:tblStyle w:val="Tablaconcuadrcula"/>
+        <w:tblStyle w:val="TableGrid"/>
         <w:tblW w:w="0" w:type="auto"/>
         <w:tblLook w:val="04A0" w:firstRow="1" w:lastRow="0" w:firstColumn="1" w:lastColumn="0" w:noHBand="0" w:noVBand="1"/>
       </w:tblPr>
@@ -1604,7 +1409,6 @@
               </w:rPr>
               <w:t xml:space="preserve">Tabla origen: </w:t>
             </w:r>
-            <w:proofErr w:type="spellStart"/>
             <w:r>
               <w:rPr>
                 <w:b/>
@@ -1613,7 +1417,6 @@
               </w:rPr>
               <w:t>d_perm_aws.t_agg_alertas_plaft</w:t>
             </w:r>
-            <w:proofErr w:type="spellEnd"/>
           </w:p>
         </w:tc>
       </w:tr>
@@ -1636,7 +1439,6 @@
               </w:rPr>
               <w:t xml:space="preserve">Variable origen: </w:t>
             </w:r>
-            <w:proofErr w:type="spellStart"/>
             <w:r>
               <w:rPr>
                 <w:b/>
@@ -1644,7 +1446,6 @@
               </w:rPr>
               <w:t>cnt_alerta_hist</w:t>
             </w:r>
-            <w:proofErr w:type="spellEnd"/>
           </w:p>
         </w:tc>
       </w:tr>
@@ -1742,7 +1543,7 @@
     </w:p>
     <w:tbl>
       <w:tblPr>
-        <w:tblStyle w:val="Tablaconcuadrcula"/>
+        <w:tblStyle w:val="TableGrid"/>
         <w:tblW w:w="0" w:type="auto"/>
         <w:tblLook w:val="04A0" w:firstRow="1" w:lastRow="0" w:firstColumn="1" w:lastColumn="0" w:noHBand="0" w:noVBand="1"/>
       </w:tblPr>
@@ -1769,7 +1570,6 @@
               </w:rPr>
               <w:t xml:space="preserve">Tabla origen: </w:t>
             </w:r>
-            <w:proofErr w:type="spellStart"/>
             <w:r>
               <w:rPr>
                 <w:b/>
@@ -1778,7 +1578,6 @@
               </w:rPr>
               <w:t>d_perm_aws.t_agg_alertas_plaft</w:t>
             </w:r>
-            <w:proofErr w:type="spellEnd"/>
           </w:p>
         </w:tc>
       </w:tr>
@@ -1801,7 +1600,6 @@
               </w:rPr>
               <w:t xml:space="preserve">Variable origen: </w:t>
             </w:r>
-            <w:proofErr w:type="spellStart"/>
             <w:r>
               <w:rPr>
                 <w:b/>
@@ -1809,7 +1607,6 @@
               </w:rPr>
               <w:t>imp_trx_cargosefe_6m</w:t>
             </w:r>
-            <w:proofErr w:type="spellEnd"/>
           </w:p>
         </w:tc>
       </w:tr>
@@ -1907,7 +1704,7 @@
     </w:p>
     <w:tbl>
       <w:tblPr>
-        <w:tblStyle w:val="Tablaconcuadrcula"/>
+        <w:tblStyle w:val="TableGrid"/>
         <w:tblW w:w="0" w:type="auto"/>
         <w:tblLook w:val="04A0" w:firstRow="1" w:lastRow="0" w:firstColumn="1" w:lastColumn="0" w:noHBand="0" w:noVBand="1"/>
       </w:tblPr>
@@ -1934,7 +1731,6 @@
               </w:rPr>
               <w:t xml:space="preserve">Tabla origen: </w:t>
             </w:r>
-            <w:proofErr w:type="spellStart"/>
             <w:r>
               <w:rPr>
                 <w:b/>
@@ -1943,7 +1739,6 @@
               </w:rPr>
               <w:t>d_perm_aws.t_agg_alertas_plaft</w:t>
             </w:r>
-            <w:proofErr w:type="spellEnd"/>
           </w:p>
         </w:tc>
       </w:tr>
@@ -1966,7 +1761,6 @@
               </w:rPr>
               <w:t xml:space="preserve">Variable origen: </w:t>
             </w:r>
-            <w:proofErr w:type="spellStart"/>
             <w:r>
               <w:rPr>
                 <w:b/>
@@ -1974,7 +1768,6 @@
               </w:rPr>
               <w:t>mto_del_ext_12m</w:t>
             </w:r>
-            <w:proofErr w:type="spellEnd"/>
           </w:p>
         </w:tc>
       </w:tr>
@@ -2072,7 +1865,7 @@
     </w:p>
     <w:tbl>
       <w:tblPr>
-        <w:tblStyle w:val="Tablaconcuadrcula"/>
+        <w:tblStyle w:val="TableGrid"/>
         <w:tblW w:w="0" w:type="auto"/>
         <w:tblLook w:val="04A0" w:firstRow="1" w:lastRow="0" w:firstColumn="1" w:lastColumn="0" w:noHBand="0" w:noVBand="1"/>
       </w:tblPr>
@@ -2099,7 +1892,6 @@
               </w:rPr>
               <w:t xml:space="preserve">Tabla origen: </w:t>
             </w:r>
-            <w:proofErr w:type="spellStart"/>
             <w:r>
               <w:rPr>
                 <w:b/>
@@ -2108,7 +1900,6 @@
               </w:rPr>
               <w:t>d_perm_aws.t_agg_alertas_plaft</w:t>
             </w:r>
-            <w:proofErr w:type="spellEnd"/>
           </w:p>
         </w:tc>
       </w:tr>
@@ -2131,7 +1922,6 @@
               </w:rPr>
               <w:t xml:space="preserve">Variable origen: </w:t>
             </w:r>
-            <w:proofErr w:type="spellStart"/>
             <w:r>
               <w:rPr>
                 <w:b/>
@@ -2139,7 +1929,6 @@
               </w:rPr>
               <w:t>num_antiguedad</w:t>
             </w:r>
-            <w:proofErr w:type="spellEnd"/>
           </w:p>
         </w:tc>
       </w:tr>
@@ -2237,7 +2026,7 @@
     </w:p>
     <w:tbl>
       <w:tblPr>
-        <w:tblStyle w:val="Tablaconcuadrcula"/>
+        <w:tblStyle w:val="TableGrid"/>
         <w:tblW w:w="0" w:type="auto"/>
         <w:tblLook w:val="04A0" w:firstRow="1" w:lastRow="0" w:firstColumn="1" w:lastColumn="0" w:noHBand="0" w:noVBand="1"/>
       </w:tblPr>
@@ -2264,7 +2053,6 @@
               </w:rPr>
               <w:t xml:space="preserve">Tabla origen: </w:t>
             </w:r>
-            <w:proofErr w:type="spellStart"/>
             <w:r>
               <w:rPr>
                 <w:b/>
@@ -2273,7 +2061,6 @@
               </w:rPr>
               <w:t>d_perm_aws.t_agg_alertas_plaft</w:t>
             </w:r>
-            <w:proofErr w:type="spellEnd"/>
           </w:p>
         </w:tc>
       </w:tr>
@@ -2296,7 +2083,6 @@
               </w:rPr>
               <w:t xml:space="preserve">Variable origen: </w:t>
             </w:r>
-            <w:proofErr w:type="spellStart"/>
             <w:r>
               <w:rPr>
                 <w:b/>
@@ -2304,7 +2090,6 @@
               </w:rPr>
               <w:t>cnt_meses_sinegresos_12m</w:t>
             </w:r>
-            <w:proofErr w:type="spellEnd"/>
           </w:p>
         </w:tc>
       </w:tr>
@@ -2402,7 +2187,7 @@
     </w:p>
     <w:tbl>
       <w:tblPr>
-        <w:tblStyle w:val="Tablaconcuadrcula"/>
+        <w:tblStyle w:val="TableGrid"/>
         <w:tblW w:w="0" w:type="auto"/>
         <w:tblLook w:val="04A0" w:firstRow="1" w:lastRow="0" w:firstColumn="1" w:lastColumn="0" w:noHBand="0" w:noVBand="1"/>
       </w:tblPr>
@@ -2429,7 +2214,6 @@
               </w:rPr>
               <w:t xml:space="preserve">Tabla origen: </w:t>
             </w:r>
-            <w:proofErr w:type="spellStart"/>
             <w:r>
               <w:rPr>
                 <w:b/>
@@ -2438,7 +2222,6 @@
               </w:rPr>
               <w:t>d_perm_aws.t_agg_alertas_plaft</w:t>
             </w:r>
-            <w:proofErr w:type="spellEnd"/>
           </w:p>
         </w:tc>
       </w:tr>
@@ -2461,7 +2244,6 @@
               </w:rPr>
               <w:t xml:space="preserve">Variable origen: </w:t>
             </w:r>
-            <w:proofErr w:type="spellStart"/>
             <w:r>
               <w:rPr>
                 <w:b/>
@@ -2469,7 +2251,6 @@
               </w:rPr>
               <w:t>cnt_trx_abonospromtot_3m</w:t>
             </w:r>
-            <w:proofErr w:type="spellEnd"/>
           </w:p>
         </w:tc>
       </w:tr>
@@ -2567,7 +2348,7 @@
     </w:p>
     <w:tbl>
       <w:tblPr>
-        <w:tblStyle w:val="Tablaconcuadrcula"/>
+        <w:tblStyle w:val="TableGrid"/>
         <w:tblW w:w="0" w:type="auto"/>
         <w:tblLook w:val="04A0" w:firstRow="1" w:lastRow="0" w:firstColumn="1" w:lastColumn="0" w:noHBand="0" w:noVBand="1"/>
       </w:tblPr>
@@ -2594,7 +2375,6 @@
               </w:rPr>
               <w:t xml:space="preserve">Tabla origen: </w:t>
             </w:r>
-            <w:proofErr w:type="spellStart"/>
             <w:r>
               <w:rPr>
                 <w:b/>
@@ -2603,7 +2383,6 @@
               </w:rPr>
               <w:t>d_perm_aws.t_agg_alertas_plaft</w:t>
             </w:r>
-            <w:proofErr w:type="spellEnd"/>
           </w:p>
         </w:tc>
       </w:tr>
@@ -2626,7 +2405,6 @@
               </w:rPr>
               <w:t xml:space="preserve">Variable origen: </w:t>
             </w:r>
-            <w:proofErr w:type="spellStart"/>
             <w:r>
               <w:rPr>
                 <w:b/>
@@ -2634,7 +2412,6 @@
               </w:rPr>
               <w:t>cod_ubigeo_cd</w:t>
             </w:r>
-            <w:proofErr w:type="spellEnd"/>
           </w:p>
         </w:tc>
       </w:tr>
@@ -2732,7 +2509,7 @@
     </w:p>
     <w:tbl>
       <w:tblPr>
-        <w:tblStyle w:val="Tablaconcuadrcula"/>
+        <w:tblStyle w:val="TableGrid"/>
         <w:tblW w:w="0" w:type="auto"/>
         <w:tblLook w:val="04A0" w:firstRow="1" w:lastRow="0" w:firstColumn="1" w:lastColumn="0" w:noHBand="0" w:noVBand="1"/>
       </w:tblPr>
@@ -2759,7 +2536,6 @@
               </w:rPr>
               <w:t xml:space="preserve">Tabla origen: </w:t>
             </w:r>
-            <w:proofErr w:type="spellStart"/>
             <w:r>
               <w:rPr>
                 <w:b/>
@@ -2768,7 +2544,6 @@
               </w:rPr>
               <w:t>d_perm_aws.t_agg_alertas_plaft</w:t>
             </w:r>
-            <w:proofErr w:type="spellEnd"/>
           </w:p>
         </w:tc>
       </w:tr>
@@ -2791,7 +2566,6 @@
               </w:rPr>
               <w:t xml:space="preserve">Variable origen: </w:t>
             </w:r>
-            <w:proofErr w:type="spellStart"/>
             <w:r>
               <w:rPr>
                 <w:b/>
@@ -2799,7 +2573,6 @@
               </w:rPr>
               <w:t>cod_sectorista_id</w:t>
             </w:r>
-            <w:proofErr w:type="spellEnd"/>
           </w:p>
         </w:tc>
       </w:tr>
@@ -2897,7 +2670,7 @@
     </w:p>
     <w:tbl>
       <w:tblPr>
-        <w:tblStyle w:val="Tablaconcuadrcula"/>
+        <w:tblStyle w:val="TableGrid"/>
         <w:tblW w:w="0" w:type="auto"/>
         <w:tblLook w:val="04A0" w:firstRow="1" w:lastRow="0" w:firstColumn="1" w:lastColumn="0" w:noHBand="0" w:noVBand="1"/>
       </w:tblPr>
@@ -2924,7 +2697,6 @@
               </w:rPr>
               <w:t xml:space="preserve">Tabla origen: </w:t>
             </w:r>
-            <w:proofErr w:type="spellStart"/>
             <w:r>
               <w:rPr>
                 <w:b/>
@@ -2933,7 +2705,6 @@
               </w:rPr>
               <w:t>d_perm_aws.t_agg_alertas_plaft</w:t>
             </w:r>
-            <w:proofErr w:type="spellEnd"/>
           </w:p>
         </w:tc>
       </w:tr>
@@ -2956,7 +2727,6 @@
               </w:rPr>
               <w:t xml:space="preserve">Variable origen: </w:t>
             </w:r>
-            <w:proofErr w:type="spellStart"/>
             <w:r>
               <w:rPr>
                 <w:b/>
@@ -2964,7 +2734,6 @@
               </w:rPr>
               <w:t>rat_mntcrgsefetot_1m</w:t>
             </w:r>
-            <w:proofErr w:type="spellEnd"/>
           </w:p>
         </w:tc>
       </w:tr>
@@ -3062,7 +2831,7 @@
     </w:p>
     <w:tbl>
       <w:tblPr>
-        <w:tblStyle w:val="Tablaconcuadrcula"/>
+        <w:tblStyle w:val="TableGrid"/>
         <w:tblW w:w="0" w:type="auto"/>
         <w:tblLook w:val="04A0" w:firstRow="1" w:lastRow="0" w:firstColumn="1" w:lastColumn="0" w:noHBand="0" w:noVBand="1"/>
       </w:tblPr>
@@ -3089,7 +2858,6 @@
               </w:rPr>
               <w:t xml:space="preserve">Tabla origen: </w:t>
             </w:r>
-            <w:proofErr w:type="spellStart"/>
             <w:r>
               <w:rPr>
                 <w:b/>
@@ -3098,7 +2866,6 @@
               </w:rPr>
               <w:t>d_perm_aws.t_agg_alertas_plaft</w:t>
             </w:r>
-            <w:proofErr w:type="spellEnd"/>
           </w:p>
         </w:tc>
       </w:tr>
@@ -3121,7 +2888,6 @@
               </w:rPr>
               <w:t xml:space="preserve">Variables origen: </w:t>
             </w:r>
-            <w:proofErr w:type="spellStart"/>
             <w:r>
               <w:rPr>
                 <w:b/>
@@ -3129,7 +2895,6 @@
               </w:rPr>
               <w:t>imp_trx_cargostot_1m, avg_trx_cargostot_6m</w:t>
             </w:r>
-            <w:proofErr w:type="spellEnd"/>
           </w:p>
         </w:tc>
       </w:tr>
@@ -3259,7 +3024,7 @@
     </w:p>
     <w:tbl>
       <w:tblPr>
-        <w:tblStyle w:val="Tablaconcuadrcula"/>
+        <w:tblStyle w:val="TableGrid"/>
         <w:tblW w:w="0" w:type="auto"/>
         <w:tblLook w:val="04A0" w:firstRow="1" w:lastRow="0" w:firstColumn="1" w:lastColumn="0" w:noHBand="0" w:noVBand="1"/>
       </w:tblPr>
@@ -3286,7 +3051,6 @@
               </w:rPr>
               <w:t xml:space="preserve">Tabla origen: </w:t>
             </w:r>
-            <w:proofErr w:type="spellStart"/>
             <w:r>
               <w:rPr>
                 <w:b/>
@@ -3295,7 +3059,6 @@
               </w:rPr>
               <w:t>d_perm_aws.t_agg_alertas_plaft</w:t>
             </w:r>
-            <w:proofErr w:type="spellEnd"/>
           </w:p>
         </w:tc>
       </w:tr>
@@ -3318,7 +3081,6 @@
               </w:rPr>
               <w:t xml:space="preserve">Variables origen: </w:t>
             </w:r>
-            <w:proofErr w:type="spellStart"/>
             <w:r>
               <w:rPr>
                 <w:b/>
@@ -3326,7 +3088,6 @@
               </w:rPr>
               <w:t>mto_del_ext_12m, imp_trx_abonostot_12m</w:t>
             </w:r>
-            <w:proofErr w:type="spellEnd"/>
           </w:p>
         </w:tc>
       </w:tr>
@@ -3440,7 +3201,7 @@
     </w:p>
     <w:tbl>
       <w:tblPr>
-        <w:tblStyle w:val="Tablaconcuadrcula"/>
+        <w:tblStyle w:val="TableGrid"/>
         <w:tblW w:w="0" w:type="auto"/>
         <w:tblLook w:val="04A0" w:firstRow="1" w:lastRow="0" w:firstColumn="1" w:lastColumn="0" w:noHBand="0" w:noVBand="1"/>
       </w:tblPr>
@@ -3467,7 +3228,6 @@
               </w:rPr>
               <w:t xml:space="preserve">Tabla origen: </w:t>
             </w:r>
-            <w:proofErr w:type="spellStart"/>
             <w:r>
               <w:rPr>
                 <w:b/>
@@ -3476,7 +3236,6 @@
               </w:rPr>
               <w:t>d_perm_aws.t_agg_alertas_plaft</w:t>
             </w:r>
-            <w:proofErr w:type="spellEnd"/>
           </w:p>
         </w:tc>
       </w:tr>
@@ -3499,7 +3258,6 @@
               </w:rPr>
               <w:t xml:space="preserve">Variables origen: </w:t>
             </w:r>
-            <w:proofErr w:type="spellStart"/>
             <w:r>
               <w:rPr>
                 <w:b/>
@@ -3507,7 +3265,6 @@
               </w:rPr>
               <w:t>cnt_ros_hist, cnt_trx_cargostot_3m</w:t>
             </w:r>
-            <w:proofErr w:type="spellEnd"/>
           </w:p>
         </w:tc>
       </w:tr>
@@ -3621,7 +3378,7 @@
     </w:p>
     <w:tbl>
       <w:tblPr>
-        <w:tblStyle w:val="Tablaconcuadrcula"/>
+        <w:tblStyle w:val="TableGrid"/>
         <w:tblW w:w="0" w:type="auto"/>
         <w:tblLook w:val="04A0" w:firstRow="1" w:lastRow="0" w:firstColumn="1" w:lastColumn="0" w:noHBand="0" w:noVBand="1"/>
       </w:tblPr>
@@ -3648,7 +3405,6 @@
               </w:rPr>
               <w:t xml:space="preserve">Tabla origen: </w:t>
             </w:r>
-            <w:proofErr w:type="spellStart"/>
             <w:r>
               <w:rPr>
                 <w:b/>
@@ -3657,7 +3413,6 @@
               </w:rPr>
               <w:t>d_perm_aws.t_agg_alertas_plaft</w:t>
             </w:r>
-            <w:proofErr w:type="spellEnd"/>
           </w:p>
         </w:tc>
       </w:tr>
@@ -3680,7 +3435,6 @@
               </w:rPr>
               <w:t xml:space="preserve">Variable origen: </w:t>
             </w:r>
-            <w:proofErr w:type="spellStart"/>
             <w:r>
               <w:rPr>
                 <w:b/>
@@ -3688,7 +3442,6 @@
               </w:rPr>
               <w:t>cnt_ros_hist</w:t>
             </w:r>
-            <w:proofErr w:type="spellEnd"/>
           </w:p>
         </w:tc>
       </w:tr>
@@ -3786,7 +3539,7 @@
     </w:p>
     <w:tbl>
       <w:tblPr>
-        <w:tblStyle w:val="Tablaconcuadrcula"/>
+        <w:tblStyle w:val="TableGrid"/>
         <w:tblW w:w="0" w:type="auto"/>
         <w:tblLook w:val="04A0" w:firstRow="1" w:lastRow="0" w:firstColumn="1" w:lastColumn="0" w:noHBand="0" w:noVBand="1"/>
       </w:tblPr>
@@ -3813,7 +3566,6 @@
               </w:rPr>
               <w:t xml:space="preserve">Tabla origen: </w:t>
             </w:r>
-            <w:proofErr w:type="spellStart"/>
             <w:r>
               <w:rPr>
                 <w:b/>
@@ -3822,7 +3574,6 @@
               </w:rPr>
               <w:t>d_perm_aws.t_agg_alertas_plaft</w:t>
             </w:r>
-            <w:proofErr w:type="spellEnd"/>
           </w:p>
         </w:tc>
       </w:tr>
@@ -3845,7 +3596,6 @@
               </w:rPr>
               <w:t xml:space="preserve">Variable origen: </w:t>
             </w:r>
-            <w:proofErr w:type="spellStart"/>
             <w:r>
               <w:rPr>
                 <w:b/>
@@ -3853,7 +3603,6 @@
               </w:rPr>
               <w:t>rat_trx_abonosefectot_1m</w:t>
             </w:r>
-            <w:proofErr w:type="spellEnd"/>
           </w:p>
         </w:tc>
       </w:tr>
@@ -3951,7 +3700,7 @@
     </w:p>
     <w:tbl>
       <w:tblPr>
-        <w:tblStyle w:val="Tablaconcuadrcula"/>
+        <w:tblStyle w:val="TableGrid"/>
         <w:tblW w:w="0" w:type="auto"/>
         <w:tblLook w:val="04A0" w:firstRow="1" w:lastRow="0" w:firstColumn="1" w:lastColumn="0" w:noHBand="0" w:noVBand="1"/>
       </w:tblPr>
@@ -3978,7 +3727,6 @@
               </w:rPr>
               <w:t xml:space="preserve">Tabla origen: </w:t>
             </w:r>
-            <w:proofErr w:type="spellStart"/>
             <w:r>
               <w:rPr>
                 <w:b/>
@@ -3987,7 +3735,6 @@
               </w:rPr>
               <w:t>d_perm_aws.t_agg_alertas_plaft</w:t>
             </w:r>
-            <w:proofErr w:type="spellEnd"/>
           </w:p>
         </w:tc>
       </w:tr>
@@ -4010,7 +3757,6 @@
               </w:rPr>
               <w:t xml:space="preserve">Variables origen: </w:t>
             </w:r>
-            <w:proofErr w:type="spellStart"/>
             <w:r>
               <w:rPr>
                 <w:b/>
@@ -4018,7 +3764,6 @@
               </w:rPr>
               <w:t>avg_cpmenegr_12m, imp_trx_cargostot_6m</w:t>
             </w:r>
-            <w:proofErr w:type="spellEnd"/>
           </w:p>
         </w:tc>
       </w:tr>
@@ -4132,7 +3877,7 @@
     </w:p>
     <w:tbl>
       <w:tblPr>
-        <w:tblStyle w:val="Tablaconcuadrcula"/>
+        <w:tblStyle w:val="TableGrid"/>
         <w:tblW w:w="0" w:type="auto"/>
         <w:tblLook w:val="04A0" w:firstRow="1" w:lastRow="0" w:firstColumn="1" w:lastColumn="0" w:noHBand="0" w:noVBand="1"/>
       </w:tblPr>
@@ -4159,7 +3904,6 @@
               </w:rPr>
               <w:t xml:space="preserve">Tabla origen: </w:t>
             </w:r>
-            <w:proofErr w:type="spellStart"/>
             <w:r>
               <w:rPr>
                 <w:b/>
@@ -4168,7 +3912,6 @@
               </w:rPr>
               <w:t>d_perm_aws.t_agg_alertas_plaft</w:t>
             </w:r>
-            <w:proofErr w:type="spellEnd"/>
           </w:p>
         </w:tc>
       </w:tr>
@@ -4191,7 +3934,6 @@
               </w:rPr>
               <w:t xml:space="preserve">Variable origen: </w:t>
             </w:r>
-            <w:proofErr w:type="spellStart"/>
             <w:r>
               <w:rPr>
                 <w:b/>
@@ -4199,7 +3941,6 @@
               </w:rPr>
               <w:t>rat_trx_abonosefectot_3m</w:t>
             </w:r>
-            <w:proofErr w:type="spellEnd"/>
           </w:p>
         </w:tc>
       </w:tr>
@@ -4297,7 +4038,7 @@
     </w:p>
     <w:tbl>
       <w:tblPr>
-        <w:tblStyle w:val="Tablaconcuadrcula"/>
+        <w:tblStyle w:val="TableGrid"/>
         <w:tblW w:w="0" w:type="auto"/>
         <w:tblLook w:val="04A0" w:firstRow="1" w:lastRow="0" w:firstColumn="1" w:lastColumn="0" w:noHBand="0" w:noVBand="1"/>
       </w:tblPr>
@@ -4324,7 +4065,6 @@
               </w:rPr>
               <w:t xml:space="preserve">Tabla origen: </w:t>
             </w:r>
-            <w:proofErr w:type="spellStart"/>
             <w:r>
               <w:rPr>
                 <w:b/>
@@ -4333,7 +4073,6 @@
               </w:rPr>
               <w:t>d_perm_aws.t_agg_alertas_plaft</w:t>
             </w:r>
-            <w:proofErr w:type="spellEnd"/>
           </w:p>
         </w:tc>
       </w:tr>
@@ -4356,7 +4095,6 @@
               </w:rPr>
               <w:t xml:space="preserve">Variable origen: </w:t>
             </w:r>
-            <w:proofErr w:type="spellStart"/>
             <w:r>
               <w:rPr>
                 <w:b/>
@@ -4364,7 +4102,6 @@
               </w:rPr>
               <w:t>avg_trx_cargostot_3m</w:t>
             </w:r>
-            <w:proofErr w:type="spellEnd"/>
           </w:p>
         </w:tc>
       </w:tr>
@@ -4462,7 +4199,7 @@
     </w:p>
     <w:tbl>
       <w:tblPr>
-        <w:tblStyle w:val="Tablaconcuadrcula"/>
+        <w:tblStyle w:val="TableGrid"/>
         <w:tblW w:w="0" w:type="auto"/>
         <w:tblLook w:val="04A0" w:firstRow="1" w:lastRow="0" w:firstColumn="1" w:lastColumn="0" w:noHBand="0" w:noVBand="1"/>
       </w:tblPr>
@@ -4489,7 +4226,6 @@
               </w:rPr>
               <w:t xml:space="preserve">Tabla origen: </w:t>
             </w:r>
-            <w:proofErr w:type="spellStart"/>
             <w:r>
               <w:rPr>
                 <w:b/>
@@ -4498,7 +4234,6 @@
               </w:rPr>
               <w:t>d_perm_aws.t_agg_alertas_plaft</w:t>
             </w:r>
-            <w:proofErr w:type="spellEnd"/>
           </w:p>
         </w:tc>
       </w:tr>
@@ -4521,7 +4256,6 @@
               </w:rPr>
               <w:t xml:space="preserve">Variable origen: </w:t>
             </w:r>
-            <w:proofErr w:type="spellStart"/>
             <w:r>
               <w:rPr>
                 <w:b/>
@@ -4529,7 +4263,6 @@
               </w:rPr>
               <w:t>avg_cpmenegr_12m</w:t>
             </w:r>
-            <w:proofErr w:type="spellEnd"/>
           </w:p>
         </w:tc>
       </w:tr>
@@ -4627,7 +4360,7 @@
     </w:p>
     <w:tbl>
       <w:tblPr>
-        <w:tblStyle w:val="Tablaconcuadrcula"/>
+        <w:tblStyle w:val="TableGrid"/>
         <w:tblW w:w="0" w:type="auto"/>
         <w:tblLook w:val="04A0" w:firstRow="1" w:lastRow="0" w:firstColumn="1" w:lastColumn="0" w:noHBand="0" w:noVBand="1"/>
       </w:tblPr>
@@ -4654,7 +4387,6 @@
               </w:rPr>
               <w:t xml:space="preserve">Tabla origen: </w:t>
             </w:r>
-            <w:proofErr w:type="spellStart"/>
             <w:r>
               <w:rPr>
                 <w:b/>
@@ -4663,7 +4395,6 @@
               </w:rPr>
               <w:t>d_perm_aws.t_agg_alertas_plaft</w:t>
             </w:r>
-            <w:proofErr w:type="spellEnd"/>
           </w:p>
         </w:tc>
       </w:tr>
@@ -4686,7 +4417,6 @@
               </w:rPr>
               <w:t xml:space="preserve">Variable origen: </w:t>
             </w:r>
-            <w:proofErr w:type="spellStart"/>
             <w:r>
               <w:rPr>
                 <w:b/>
@@ -4694,7 +4424,6 @@
               </w:rPr>
               <w:t>cnt_noticias</w:t>
             </w:r>
-            <w:proofErr w:type="spellEnd"/>
           </w:p>
         </w:tc>
       </w:tr>
@@ -4792,7 +4521,7 @@
     </w:p>
     <w:tbl>
       <w:tblPr>
-        <w:tblStyle w:val="Tablaconcuadrcula"/>
+        <w:tblStyle w:val="TableGrid"/>
         <w:tblW w:w="0" w:type="auto"/>
         <w:tblLook w:val="04A0" w:firstRow="1" w:lastRow="0" w:firstColumn="1" w:lastColumn="0" w:noHBand="0" w:noVBand="1"/>
       </w:tblPr>
@@ -4819,7 +4548,6 @@
               </w:rPr>
               <w:t xml:space="preserve">Tabla origen: </w:t>
             </w:r>
-            <w:proofErr w:type="spellStart"/>
             <w:r>
               <w:rPr>
                 <w:b/>
@@ -4828,7 +4556,6 @@
               </w:rPr>
               <w:t>d_perm_aws.t_agg_alertas_plaft</w:t>
             </w:r>
-            <w:proofErr w:type="spellEnd"/>
           </w:p>
         </w:tc>
       </w:tr>
@@ -4851,7 +4578,6 @@
               </w:rPr>
               <w:t xml:space="preserve">Variable origen: </w:t>
             </w:r>
-            <w:proofErr w:type="spellStart"/>
             <w:r>
               <w:rPr>
                 <w:b/>
@@ -4859,7 +4585,6 @@
               </w:rPr>
               <w:t>mto_al_ext_12m</w:t>
             </w:r>
-            <w:proofErr w:type="spellEnd"/>
           </w:p>
         </w:tc>
       </w:tr>
@@ -4957,7 +4682,7 @@
     </w:p>
     <w:tbl>
       <w:tblPr>
-        <w:tblStyle w:val="Tablaconcuadrcula"/>
+        <w:tblStyle w:val="TableGrid"/>
         <w:tblW w:w="0" w:type="auto"/>
         <w:tblLook w:val="04A0" w:firstRow="1" w:lastRow="0" w:firstColumn="1" w:lastColumn="0" w:noHBand="0" w:noVBand="1"/>
       </w:tblPr>
@@ -4984,7 +4709,6 @@
               </w:rPr>
               <w:t xml:space="preserve">Tabla origen: </w:t>
             </w:r>
-            <w:proofErr w:type="spellStart"/>
             <w:r>
               <w:rPr>
                 <w:b/>
@@ -4993,7 +4717,6 @@
               </w:rPr>
               <w:t>d_perm_aws.t_agg_alertas_plaft</w:t>
             </w:r>
-            <w:proofErr w:type="spellEnd"/>
           </w:p>
         </w:tc>
       </w:tr>
@@ -5016,7 +4739,6 @@
               </w:rPr>
               <w:t xml:space="preserve">Variable origen: </w:t>
             </w:r>
-            <w:proofErr w:type="spellStart"/>
             <w:r>
               <w:rPr>
                 <w:b/>
@@ -5024,7 +4746,6 @@
               </w:rPr>
               <w:t>flg_alerta_12m</w:t>
             </w:r>
-            <w:proofErr w:type="spellEnd"/>
           </w:p>
         </w:tc>
       </w:tr>
@@ -5122,7 +4843,7 @@
     </w:p>
     <w:tbl>
       <w:tblPr>
-        <w:tblStyle w:val="Tablaconcuadrcula"/>
+        <w:tblStyle w:val="TableGrid"/>
         <w:tblW w:w="0" w:type="auto"/>
         <w:tblLook w:val="04A0" w:firstRow="1" w:lastRow="0" w:firstColumn="1" w:lastColumn="0" w:noHBand="0" w:noVBand="1"/>
       </w:tblPr>
@@ -5149,7 +4870,6 @@
               </w:rPr>
               <w:t xml:space="preserve">Tabla origen: </w:t>
             </w:r>
-            <w:proofErr w:type="spellStart"/>
             <w:r>
               <w:rPr>
                 <w:b/>
@@ -5158,7 +4878,6 @@
               </w:rPr>
               <w:t>d_perm_aws.t_agg_alertas_plaft</w:t>
             </w:r>
-            <w:proofErr w:type="spellEnd"/>
           </w:p>
         </w:tc>
       </w:tr>
@@ -5181,7 +4900,6 @@
               </w:rPr>
               <w:t xml:space="preserve">Variables origen: </w:t>
             </w:r>
-            <w:proofErr w:type="spellStart"/>
             <w:r>
               <w:rPr>
                 <w:b/>
@@ -5189,7 +4907,6 @@
               </w:rPr>
               <w:t>avg_cp_men_ing_12m, imp_trx_abonostot_6m</w:t>
             </w:r>
-            <w:proofErr w:type="spellEnd"/>
           </w:p>
         </w:tc>
       </w:tr>
@@ -5303,7 +5020,7 @@
     </w:p>
     <w:tbl>
       <w:tblPr>
-        <w:tblStyle w:val="Tablaconcuadrcula"/>
+        <w:tblStyle w:val="TableGrid"/>
         <w:tblW w:w="0" w:type="auto"/>
         <w:tblLook w:val="04A0" w:firstRow="1" w:lastRow="0" w:firstColumn="1" w:lastColumn="0" w:noHBand="0" w:noVBand="1"/>
       </w:tblPr>
@@ -5330,7 +5047,6 @@
               </w:rPr>
               <w:t xml:space="preserve">Tabla origen: </w:t>
             </w:r>
-            <w:proofErr w:type="spellStart"/>
             <w:r>
               <w:rPr>
                 <w:b/>
@@ -5339,7 +5055,6 @@
               </w:rPr>
               <w:t>d_perm_aws.t_agg_alertas_plaft</w:t>
             </w:r>
-            <w:proofErr w:type="spellEnd"/>
           </w:p>
         </w:tc>
       </w:tr>
@@ -5362,7 +5077,6 @@
               </w:rPr>
               <w:t xml:space="preserve">Variable origen: </w:t>
             </w:r>
-            <w:proofErr w:type="spellStart"/>
             <w:r>
               <w:rPr>
                 <w:b/>
@@ -5370,7 +5084,6 @@
               </w:rPr>
               <w:t>flg_vrcn_abonos_5m_1m</w:t>
             </w:r>
-            <w:proofErr w:type="spellEnd"/>
           </w:p>
         </w:tc>
       </w:tr>
@@ -5468,7 +5181,7 @@
     </w:p>
     <w:tbl>
       <w:tblPr>
-        <w:tblStyle w:val="Tablaconcuadrcula"/>
+        <w:tblStyle w:val="TableGrid"/>
         <w:tblW w:w="0" w:type="auto"/>
         <w:tblLook w:val="04A0" w:firstRow="1" w:lastRow="0" w:firstColumn="1" w:lastColumn="0" w:noHBand="0" w:noVBand="1"/>
       </w:tblPr>
@@ -5495,7 +5208,6 @@
               </w:rPr>
               <w:t xml:space="preserve">Tabla origen: </w:t>
             </w:r>
-            <w:proofErr w:type="spellStart"/>
             <w:r>
               <w:rPr>
                 <w:b/>
@@ -5504,7 +5216,6 @@
               </w:rPr>
               <w:t>d_perm_aws.t_agg_alertas_plaft</w:t>
             </w:r>
-            <w:proofErr w:type="spellEnd"/>
           </w:p>
         </w:tc>
       </w:tr>
@@ -5527,7 +5238,6 @@
               </w:rPr>
               <w:t xml:space="preserve">Variables origen: </w:t>
             </w:r>
-            <w:proofErr w:type="spellStart"/>
             <w:r>
               <w:rPr>
                 <w:b/>
@@ -5535,7 +5245,6 @@
               </w:rPr>
               <w:t>mto_al_ext_12m, imp_trx_abonostot_12m</w:t>
             </w:r>
-            <w:proofErr w:type="spellEnd"/>
           </w:p>
         </w:tc>
       </w:tr>
@@ -5649,7 +5358,7 @@
     </w:p>
     <w:tbl>
       <w:tblPr>
-        <w:tblStyle w:val="Tablaconcuadrcula"/>
+        <w:tblStyle w:val="TableGrid"/>
         <w:tblW w:w="0" w:type="auto"/>
         <w:tblLook w:val="04A0" w:firstRow="1" w:lastRow="0" w:firstColumn="1" w:lastColumn="0" w:noHBand="0" w:noVBand="1"/>
       </w:tblPr>
@@ -5676,7 +5385,6 @@
               </w:rPr>
               <w:t xml:space="preserve">Tabla origen: </w:t>
             </w:r>
-            <w:proofErr w:type="spellStart"/>
             <w:r>
               <w:rPr>
                 <w:b/>
@@ -5685,7 +5393,6 @@
               </w:rPr>
               <w:t>d_perm_aws.t_agg_alertas_plaft</w:t>
             </w:r>
-            <w:proofErr w:type="spellEnd"/>
           </w:p>
         </w:tc>
       </w:tr>
@@ -5708,7 +5415,6 @@
               </w:rPr>
               <w:t xml:space="preserve">Variable origen: </w:t>
             </w:r>
-            <w:proofErr w:type="spellStart"/>
             <w:r>
               <w:rPr>
                 <w:b/>
@@ -5716,7 +5422,6 @@
               </w:rPr>
               <w:t>max_mto_cpegrmen_12m</w:t>
             </w:r>
-            <w:proofErr w:type="spellEnd"/>
           </w:p>
         </w:tc>
       </w:tr>
@@ -5814,7 +5519,7 @@
     </w:p>
     <w:tbl>
       <w:tblPr>
-        <w:tblStyle w:val="Tablaconcuadrcula"/>
+        <w:tblStyle w:val="TableGrid"/>
         <w:tblW w:w="0" w:type="auto"/>
         <w:tblLook w:val="04A0" w:firstRow="1" w:lastRow="0" w:firstColumn="1" w:lastColumn="0" w:noHBand="0" w:noVBand="1"/>
       </w:tblPr>
@@ -5841,7 +5546,6 @@
               </w:rPr>
               <w:t xml:space="preserve">Tabla origen: </w:t>
             </w:r>
-            <w:proofErr w:type="spellStart"/>
             <w:r>
               <w:rPr>
                 <w:b/>
@@ -5850,7 +5554,6 @@
               </w:rPr>
               <w:t>d_perm_aws.t_agg_alertas_plaft</w:t>
             </w:r>
-            <w:proofErr w:type="spellEnd"/>
           </w:p>
         </w:tc>
       </w:tr>
@@ -5873,7 +5576,6 @@
               </w:rPr>
               <w:t xml:space="preserve">Variable origen: </w:t>
             </w:r>
-            <w:proofErr w:type="spellStart"/>
             <w:r>
               <w:rPr>
                 <w:b/>
@@ -5881,7 +5583,6 @@
               </w:rPr>
               <w:t>avg_cp_men_ing_12m</w:t>
             </w:r>
-            <w:proofErr w:type="spellEnd"/>
           </w:p>
         </w:tc>
       </w:tr>
@@ -5979,7 +5680,7 @@
     </w:p>
     <w:tbl>
       <w:tblPr>
-        <w:tblStyle w:val="Tablaconcuadrcula"/>
+        <w:tblStyle w:val="TableGrid"/>
         <w:tblW w:w="0" w:type="auto"/>
         <w:tblLook w:val="04A0" w:firstRow="1" w:lastRow="0" w:firstColumn="1" w:lastColumn="0" w:noHBand="0" w:noVBand="1"/>
       </w:tblPr>
@@ -6006,7 +5707,6 @@
               </w:rPr>
               <w:t xml:space="preserve">Tabla origen: </w:t>
             </w:r>
-            <w:proofErr w:type="spellStart"/>
             <w:r>
               <w:rPr>
                 <w:b/>
@@ -6015,7 +5715,6 @@
               </w:rPr>
               <w:t>d_perm_aws.t_agg_alertas_plaft</w:t>
             </w:r>
-            <w:proofErr w:type="spellEnd"/>
           </w:p>
         </w:tc>
       </w:tr>
@@ -6038,7 +5737,6 @@
               </w:rPr>
               <w:t xml:space="preserve">Variable origen: </w:t>
             </w:r>
-            <w:proofErr w:type="spellStart"/>
             <w:r>
               <w:rPr>
                 <w:b/>
@@ -6046,7 +5744,6 @@
               </w:rPr>
               <w:t>cnt_trx_sinenv_alext_12m</w:t>
             </w:r>
-            <w:proofErr w:type="spellEnd"/>
           </w:p>
         </w:tc>
       </w:tr>
@@ -6091,13 +5788,14 @@
         </w:tc>
       </w:tr>
     </w:tbl>
+    <w:p/>
     <w:sectPr>
-      <w:headerReference w:type="even" r:id="rId12"/>
-      <w:headerReference w:type="default" r:id="rId13"/>
-      <w:footerReference w:type="even" r:id="rId14"/>
-      <w:footerReference w:type="default" r:id="rId15"/>
-      <w:headerReference w:type="first" r:id="rId16"/>
-      <w:footerReference w:type="first" r:id="rId17"/>
+      <w:headerReference w:type="even" r:id="rId11"/>
+      <w:headerReference w:type="default" r:id="rId12"/>
+      <w:footerReference w:type="even" r:id="rId13"/>
+      <w:footerReference w:type="default" r:id="rId14"/>
+      <w:headerReference w:type="first" r:id="rId15"/>
+      <w:footerReference w:type="first" r:id="rId16"/>
       <w:pgSz w:w="11906" w:h="16838"/>
       <w:pgMar w:top="1440" w:right="1440" w:bottom="1440" w:left="1440" w:header="709" w:footer="709" w:gutter="0"/>
       <w:cols w:space="708"/>
@@ -6133,7 +5831,7 @@
 <w:ftr xmlns:wpc="http://schemas.microsoft.com/office/word/2010/wordprocessingCanvas" xmlns:cx="http://schemas.microsoft.com/office/drawing/2014/chartex" xmlns:cx1="http://schemas.microsoft.com/office/drawing/2015/9/8/chartex" xmlns:cx2="http://schemas.microsoft.com/office/drawing/2015/10/21/chartex" xmlns:cx3="http://schemas.microsoft.com/office/drawing/2016/5/9/chartex" xmlns:cx4="http://schemas.microsoft.com/office/drawing/2016/5/10/chartex" xmlns:cx5="http://schemas.microsoft.com/office/drawing/2016/5/11/chartex" xmlns:cx6="http://schemas.microsoft.com/office/drawing/2016/5/12/chartex" xmlns:cx7="http://schemas.microsoft.com/office/drawing/2016/5/13/chartex" xmlns:cx8="http://schemas.microsoft.com/office/drawing/2016/5/14/chartex" xmlns:mc="http://schemas.openxmlformats.org/markup-compatibility/2006" xmlns:aink="http://schemas.microsoft.com/office/drawing/2016/ink" xmlns:am3d="http://schemas.microsoft.com/office/drawing/2017/model3d" xmlns:o="urn:schemas-microsoft-com:office:office" xmlns:oel="http://schemas.microsoft.com/office/2019/extlst" xmlns:r="http://schemas.openxmlformats.org/officeDocument/2006/relationships" xmlns:m="http://schemas.openxmlformats.org/officeDocument/2006/math" xmlns:v="urn:schemas-microsoft-com:vml" xmlns:wp14="http://schemas.microsoft.com/office/word/2010/wordprocessingDrawing" xmlns:wp="http://schemas.openxmlformats.org/drawingml/2006/wordprocessingDrawing" xmlns:w10="urn:schemas-microsoft-com:office:word" xmlns:w="http://schemas.openxmlformats.org/wordprocessingml/2006/main" xmlns:w14="http://schemas.microsoft.com/office/word/2010/wordml" xmlns:w15="http://schemas.microsoft.com/office/word/2012/wordml" xmlns:w16cex="http://schemas.microsoft.com/office/word/2018/wordml/cex" xmlns:w16cid="http://schemas.microsoft.com/office/word/2016/wordml/cid" xmlns:w16="http://schemas.microsoft.com/office/word/2018/wordml" xmlns:w16du="http://schemas.microsoft.com/office/word/2023/wordml/word16du" xmlns:w16sdtdh="http://schemas.microsoft.com/office/word/2020/wordml/sdtdatahash" xmlns:w16sdtfl="http://schemas.microsoft.com/office/word/2024/wordml/sdtformatlock" xmlns:w16se="http://schemas.microsoft.com/office/word/2015/wordml/symex" xmlns:wpg="http://schemas.microsoft.com/office/word/2010/wordprocessingGroup" xmlns:wpi="http://schemas.microsoft.com/office/word/2010/wordprocessingInk" xmlns:wne="http://schemas.microsoft.com/office/word/2006/wordml" xmlns:wps="http://schemas.microsoft.com/office/word/2010/wordprocessingShape" mc:Ignorable="w14 w15 w16se w16cid w16 w16cex w16sdtdh w16sdtfl w16du wp14">
   <w:p>
     <w:pPr>
-      <w:pStyle w:val="Piedepgina"/>
+      <w:pStyle w:val="Footer"/>
     </w:pPr>
   </w:p>
 </w:ftr>
@@ -6143,7 +5841,7 @@
 <w:ftr xmlns:wpc="http://schemas.microsoft.com/office/word/2010/wordprocessingCanvas" xmlns:cx="http://schemas.microsoft.com/office/drawing/2014/chartex" xmlns:cx1="http://schemas.microsoft.com/office/drawing/2015/9/8/chartex" xmlns:cx2="http://schemas.microsoft.com/office/drawing/2015/10/21/chartex" xmlns:cx3="http://schemas.microsoft.com/office/drawing/2016/5/9/chartex" xmlns:cx4="http://schemas.microsoft.com/office/drawing/2016/5/10/chartex" xmlns:cx5="http://schemas.microsoft.com/office/drawing/2016/5/11/chartex" xmlns:cx6="http://schemas.microsoft.com/office/drawing/2016/5/12/chartex" xmlns:cx7="http://schemas.microsoft.com/office/drawing/2016/5/13/chartex" xmlns:cx8="http://schemas.microsoft.com/office/drawing/2016/5/14/chartex" xmlns:mc="http://schemas.openxmlformats.org/markup-compatibility/2006" xmlns:aink="http://schemas.microsoft.com/office/drawing/2016/ink" xmlns:am3d="http://schemas.microsoft.com/office/drawing/2017/model3d" xmlns:o="urn:schemas-microsoft-com:office:office" xmlns:oel="http://schemas.microsoft.com/office/2019/extlst" xmlns:r="http://schemas.openxmlformats.org/officeDocument/2006/relationships" xmlns:m="http://schemas.openxmlformats.org/officeDocument/2006/math" xmlns:v="urn:schemas-microsoft-com:vml" xmlns:wp14="http://schemas.microsoft.com/office/word/2010/wordprocessingDrawing" xmlns:wp="http://schemas.openxmlformats.org/drawingml/2006/wordprocessingDrawing" xmlns:w10="urn:schemas-microsoft-com:office:word" xmlns:w="http://schemas.openxmlformats.org/wordprocessingml/2006/main" xmlns:w14="http://schemas.microsoft.com/office/word/2010/wordml" xmlns:w15="http://schemas.microsoft.com/office/word/2012/wordml" xmlns:w16cex="http://schemas.microsoft.com/office/word/2018/wordml/cex" xmlns:w16cid="http://schemas.microsoft.com/office/word/2016/wordml/cid" xmlns:w16="http://schemas.microsoft.com/office/word/2018/wordml" xmlns:w16du="http://schemas.microsoft.com/office/word/2023/wordml/word16du" xmlns:w16sdtdh="http://schemas.microsoft.com/office/word/2020/wordml/sdtdatahash" xmlns:w16sdtfl="http://schemas.microsoft.com/office/word/2024/wordml/sdtformatlock" xmlns:w16se="http://schemas.microsoft.com/office/word/2015/wordml/symex" xmlns:wpg="http://schemas.microsoft.com/office/word/2010/wordprocessingGroup" xmlns:wpi="http://schemas.microsoft.com/office/word/2010/wordprocessingInk" xmlns:wne="http://schemas.microsoft.com/office/word/2006/wordml" xmlns:wps="http://schemas.microsoft.com/office/word/2010/wordprocessingShape" mc:Ignorable="w14 w15 w16se w16cid w16 w16cex w16sdtdh w16sdtfl w16du wp14">
   <w:p>
     <w:pPr>
-      <w:pStyle w:val="Piedepgina"/>
+      <w:pStyle w:val="Footer"/>
     </w:pPr>
   </w:p>
 </w:ftr>
@@ -6153,7 +5851,7 @@
 <w:ftr xmlns:wpc="http://schemas.microsoft.com/office/word/2010/wordprocessingCanvas" xmlns:cx="http://schemas.microsoft.com/office/drawing/2014/chartex" xmlns:cx1="http://schemas.microsoft.com/office/drawing/2015/9/8/chartex" xmlns:cx2="http://schemas.microsoft.com/office/drawing/2015/10/21/chartex" xmlns:cx3="http://schemas.microsoft.com/office/drawing/2016/5/9/chartex" xmlns:cx4="http://schemas.microsoft.com/office/drawing/2016/5/10/chartex" xmlns:cx5="http://schemas.microsoft.com/office/drawing/2016/5/11/chartex" xmlns:cx6="http://schemas.microsoft.com/office/drawing/2016/5/12/chartex" xmlns:cx7="http://schemas.microsoft.com/office/drawing/2016/5/13/chartex" xmlns:cx8="http://schemas.microsoft.com/office/drawing/2016/5/14/chartex" xmlns:mc="http://schemas.openxmlformats.org/markup-compatibility/2006" xmlns:aink="http://schemas.microsoft.com/office/drawing/2016/ink" xmlns:am3d="http://schemas.microsoft.com/office/drawing/2017/model3d" xmlns:o="urn:schemas-microsoft-com:office:office" xmlns:oel="http://schemas.microsoft.com/office/2019/extlst" xmlns:r="http://schemas.openxmlformats.org/officeDocument/2006/relationships" xmlns:m="http://schemas.openxmlformats.org/officeDocument/2006/math" xmlns:v="urn:schemas-microsoft-com:vml" xmlns:wp14="http://schemas.microsoft.com/office/word/2010/wordprocessingDrawing" xmlns:wp="http://schemas.openxmlformats.org/drawingml/2006/wordprocessingDrawing" xmlns:w10="urn:schemas-microsoft-com:office:word" xmlns:w="http://schemas.openxmlformats.org/wordprocessingml/2006/main" xmlns:w14="http://schemas.microsoft.com/office/word/2010/wordml" xmlns:w15="http://schemas.microsoft.com/office/word/2012/wordml" xmlns:w16cex="http://schemas.microsoft.com/office/word/2018/wordml/cex" xmlns:w16cid="http://schemas.microsoft.com/office/word/2016/wordml/cid" xmlns:w16="http://schemas.microsoft.com/office/word/2018/wordml" xmlns:w16du="http://schemas.microsoft.com/office/word/2023/wordml/word16du" xmlns:w16sdtdh="http://schemas.microsoft.com/office/word/2020/wordml/sdtdatahash" xmlns:w16sdtfl="http://schemas.microsoft.com/office/word/2024/wordml/sdtformatlock" xmlns:w16se="http://schemas.microsoft.com/office/word/2015/wordml/symex" xmlns:wpg="http://schemas.microsoft.com/office/word/2010/wordprocessingGroup" xmlns:wpi="http://schemas.microsoft.com/office/word/2010/wordprocessingInk" xmlns:wne="http://schemas.microsoft.com/office/word/2006/wordml" xmlns:wps="http://schemas.microsoft.com/office/word/2010/wordprocessingShape" mc:Ignorable="w14 w15 w16se w16cid w16 w16cex w16sdtdh w16sdtfl w16du wp14">
   <w:p>
     <w:pPr>
-      <w:pStyle w:val="Piedepgina"/>
+      <w:pStyle w:val="Footer"/>
     </w:pPr>
   </w:p>
 </w:ftr>
@@ -6185,7 +5883,7 @@
 <w:hdr xmlns:wpc="http://schemas.microsoft.com/office/word/2010/wordprocessingCanvas" xmlns:cx="http://schemas.microsoft.com/office/drawing/2014/chartex" xmlns:cx1="http://schemas.microsoft.com/office/drawing/2015/9/8/chartex" xmlns:cx2="http://schemas.microsoft.com/office/drawing/2015/10/21/chartex" xmlns:cx3="http://schemas.microsoft.com/office/drawing/2016/5/9/chartex" xmlns:cx4="http://schemas.microsoft.com/office/drawing/2016/5/10/chartex" xmlns:cx5="http://schemas.microsoft.com/office/drawing/2016/5/11/chartex" xmlns:cx6="http://schemas.microsoft.com/office/drawing/2016/5/12/chartex" xmlns:cx7="http://schemas.microsoft.com/office/drawing/2016/5/13/chartex" xmlns:cx8="http://schemas.microsoft.com/office/drawing/2016/5/14/chartex" xmlns:mc="http://schemas.openxmlformats.org/markup-compatibility/2006" xmlns:aink="http://schemas.microsoft.com/office/drawing/2016/ink" xmlns:am3d="http://schemas.microsoft.com/office/drawing/2017/model3d" xmlns:o="urn:schemas-microsoft-com:office:office" xmlns:oel="http://schemas.microsoft.com/office/2019/extlst" xmlns:r="http://schemas.openxmlformats.org/officeDocument/2006/relationships" xmlns:m="http://schemas.openxmlformats.org/officeDocument/2006/math" xmlns:v="urn:schemas-microsoft-com:vml" xmlns:wp14="http://schemas.microsoft.com/office/word/2010/wordprocessingDrawing" xmlns:wp="http://schemas.openxmlformats.org/drawingml/2006/wordprocessingDrawing" xmlns:w10="urn:schemas-microsoft-com:office:word" xmlns:w="http://schemas.openxmlformats.org/wordprocessingml/2006/main" xmlns:w14="http://schemas.microsoft.com/office/word/2010/wordml" xmlns:w15="http://schemas.microsoft.com/office/word/2012/wordml" xmlns:w16cex="http://schemas.microsoft.com/office/word/2018/wordml/cex" xmlns:w16cid="http://schemas.microsoft.com/office/word/2016/wordml/cid" xmlns:w16="http://schemas.microsoft.com/office/word/2018/wordml" xmlns:w16du="http://schemas.microsoft.com/office/word/2023/wordml/word16du" xmlns:w16sdtdh="http://schemas.microsoft.com/office/word/2020/wordml/sdtdatahash" xmlns:w16sdtfl="http://schemas.microsoft.com/office/word/2024/wordml/sdtformatlock" xmlns:w16se="http://schemas.microsoft.com/office/word/2015/wordml/symex" xmlns:wpg="http://schemas.microsoft.com/office/word/2010/wordprocessingGroup" xmlns:wpi="http://schemas.microsoft.com/office/word/2010/wordprocessingInk" xmlns:wne="http://schemas.microsoft.com/office/word/2006/wordml" xmlns:wps="http://schemas.microsoft.com/office/word/2010/wordprocessingShape" mc:Ignorable="w14 w15 w16se w16cid w16 w16cex w16sdtdh w16sdtfl w16du wp14">
   <w:p>
     <w:pPr>
-      <w:pStyle w:val="Encabezado"/>
+      <w:pStyle w:val="Header"/>
     </w:pPr>
   </w:p>
 </w:hdr>
@@ -6195,7 +5893,7 @@
 <w:hdr xmlns:wpc="http://schemas.microsoft.com/office/word/2010/wordprocessingCanvas" xmlns:cx="http://schemas.microsoft.com/office/drawing/2014/chartex" xmlns:cx1="http://schemas.microsoft.com/office/drawing/2015/9/8/chartex" xmlns:cx2="http://schemas.microsoft.com/office/drawing/2015/10/21/chartex" xmlns:cx3="http://schemas.microsoft.com/office/drawing/2016/5/9/chartex" xmlns:cx4="http://schemas.microsoft.com/office/drawing/2016/5/10/chartex" xmlns:cx5="http://schemas.microsoft.com/office/drawing/2016/5/11/chartex" xmlns:cx6="http://schemas.microsoft.com/office/drawing/2016/5/12/chartex" xmlns:cx7="http://schemas.microsoft.com/office/drawing/2016/5/13/chartex" xmlns:cx8="http://schemas.microsoft.com/office/drawing/2016/5/14/chartex" xmlns:mc="http://schemas.openxmlformats.org/markup-compatibility/2006" xmlns:aink="http://schemas.microsoft.com/office/drawing/2016/ink" xmlns:am3d="http://schemas.microsoft.com/office/drawing/2017/model3d" xmlns:o="urn:schemas-microsoft-com:office:office" xmlns:oel="http://schemas.microsoft.com/office/2019/extlst" xmlns:r="http://schemas.openxmlformats.org/officeDocument/2006/relationships" xmlns:m="http://schemas.openxmlformats.org/officeDocument/2006/math" xmlns:v="urn:schemas-microsoft-com:vml" xmlns:wp14="http://schemas.microsoft.com/office/word/2010/wordprocessingDrawing" xmlns:wp="http://schemas.openxmlformats.org/drawingml/2006/wordprocessingDrawing" xmlns:w10="urn:schemas-microsoft-com:office:word" xmlns:w="http://schemas.openxmlformats.org/wordprocessingml/2006/main" xmlns:w14="http://schemas.microsoft.com/office/word/2010/wordml" xmlns:w15="http://schemas.microsoft.com/office/word/2012/wordml" xmlns:w16cex="http://schemas.microsoft.com/office/word/2018/wordml/cex" xmlns:w16cid="http://schemas.microsoft.com/office/word/2016/wordml/cid" xmlns:w16="http://schemas.microsoft.com/office/word/2018/wordml" xmlns:w16du="http://schemas.microsoft.com/office/word/2023/wordml/word16du" xmlns:w16sdtdh="http://schemas.microsoft.com/office/word/2020/wordml/sdtdatahash" xmlns:w16sdtfl="http://schemas.microsoft.com/office/word/2024/wordml/sdtformatlock" xmlns:w16se="http://schemas.microsoft.com/office/word/2015/wordml/symex" xmlns:wpg="http://schemas.microsoft.com/office/word/2010/wordprocessingGroup" xmlns:wpi="http://schemas.microsoft.com/office/word/2010/wordprocessingInk" xmlns:wne="http://schemas.microsoft.com/office/word/2006/wordml" xmlns:wps="http://schemas.microsoft.com/office/word/2010/wordprocessingShape" mc:Ignorable="w14 w15 w16se w16cid w16 w16cex w16sdtdh w16sdtfl w16du wp14">
   <w:p>
     <w:pPr>
-      <w:pStyle w:val="Encabezado"/>
+      <w:pStyle w:val="Header"/>
     </w:pPr>
     <w:r>
       <w:rPr>
@@ -6217,7 +5915,13 @@
               <wp:extent cx="2072046" cy="316865"/>
               <wp:effectExtent l="0" t="0" r="0" b="6985"/>
               <wp:wrapNone/>
-              <wp:docPr id="4" name="Grupo 3"/>
+              <wp:docPr id="4" name="Grupo 3">
+                <a:extLst xmlns:a="http://schemas.openxmlformats.org/drawingml/2006/main">
+                  <a:ext uri="{FF2B5EF4-FFF2-40B4-BE49-F238E27FC236}">
+                    <a16:creationId xmlns:a16="http://schemas.microsoft.com/office/drawing/2014/main" id="{DB523CBA-57A3-43DF-B3B6-D4307B765CA3}"/>
+                  </a:ext>
+                </a:extLst>
+              </wp:docPr>
               <wp:cNvGraphicFramePr>
                 <a:graphicFrameLocks xmlns:a="http://schemas.openxmlformats.org/drawingml/2006/main"/>
               </wp:cNvGraphicFramePr>
@@ -6352,7 +6056,7 @@
             </wp:anchor>
           </w:drawing>
         </mc:Choice>
-        <mc:Fallback xmlns:w16cei="http://schemas.microsoft.com/office/word/2026/wordml/cei">
+        <mc:Fallback>
           <w:pict>
             <v:group w14:anchorId="476AC7A8" id="Grupo 3" o:spid="_x0000_s1026" style="position:absolute;margin-left:0;margin-top:.1pt;width:163.15pt;height:24.95pt;z-index:251658240" coordsize="20720,3168" o:gfxdata="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">
               <v:shapetype id="_x0000_t202" coordsize="21600,21600" o:spt="202" path="m,l,21600r21600,l21600,xe">
@@ -6420,7 +6124,7 @@
 <w:hdr xmlns:wpc="http://schemas.microsoft.com/office/word/2010/wordprocessingCanvas" xmlns:cx="http://schemas.microsoft.com/office/drawing/2014/chartex" xmlns:cx1="http://schemas.microsoft.com/office/drawing/2015/9/8/chartex" xmlns:cx2="http://schemas.microsoft.com/office/drawing/2015/10/21/chartex" xmlns:cx3="http://schemas.microsoft.com/office/drawing/2016/5/9/chartex" xmlns:cx4="http://schemas.microsoft.com/office/drawing/2016/5/10/chartex" xmlns:cx5="http://schemas.microsoft.com/office/drawing/2016/5/11/chartex" xmlns:cx6="http://schemas.microsoft.com/office/drawing/2016/5/12/chartex" xmlns:cx7="http://schemas.microsoft.com/office/drawing/2016/5/13/chartex" xmlns:cx8="http://schemas.microsoft.com/office/drawing/2016/5/14/chartex" xmlns:mc="http://schemas.openxmlformats.org/markup-compatibility/2006" xmlns:aink="http://schemas.microsoft.com/office/drawing/2016/ink" xmlns:am3d="http://schemas.microsoft.com/office/drawing/2017/model3d" xmlns:o="urn:schemas-microsoft-com:office:office" xmlns:oel="http://schemas.microsoft.com/office/2019/extlst" xmlns:r="http://schemas.openxmlformats.org/officeDocument/2006/relationships" xmlns:m="http://schemas.openxmlformats.org/officeDocument/2006/math" xmlns:v="urn:schemas-microsoft-com:vml" xmlns:wp14="http://schemas.microsoft.com/office/word/2010/wordprocessingDrawing" xmlns:wp="http://schemas.openxmlformats.org/drawingml/2006/wordprocessingDrawing" xmlns:w10="urn:schemas-microsoft-com:office:word" xmlns:w="http://schemas.openxmlformats.org/wordprocessingml/2006/main" xmlns:w14="http://schemas.microsoft.com/office/word/2010/wordml" xmlns:w15="http://schemas.microsoft.com/office/word/2012/wordml" xmlns:w16cex="http://schemas.microsoft.com/office/word/2018/wordml/cex" xmlns:w16cid="http://schemas.microsoft.com/office/word/2016/wordml/cid" xmlns:w16="http://schemas.microsoft.com/office/word/2018/wordml" xmlns:w16du="http://schemas.microsoft.com/office/word/2023/wordml/word16du" xmlns:w16sdtdh="http://schemas.microsoft.com/office/word/2020/wordml/sdtdatahash" xmlns:w16sdtfl="http://schemas.microsoft.com/office/word/2024/wordml/sdtformatlock" xmlns:w16se="http://schemas.microsoft.com/office/word/2015/wordml/symex" xmlns:wpg="http://schemas.microsoft.com/office/word/2010/wordprocessingGroup" xmlns:wpi="http://schemas.microsoft.com/office/word/2010/wordprocessingInk" xmlns:wne="http://schemas.microsoft.com/office/word/2006/wordml" xmlns:wps="http://schemas.microsoft.com/office/word/2010/wordprocessingShape" mc:Ignorable="w14 w15 w16se w16cid w16 w16cex w16sdtdh w16sdtfl w16du wp14">
   <w:p>
     <w:pPr>
-      <w:pStyle w:val="Encabezado"/>
+      <w:pStyle w:val="Header"/>
     </w:pPr>
   </w:p>
 </w:hdr>
@@ -10324,128 +10028,128 @@
       </w:pPr>
     </w:lvl>
   </w:abstractNum>
-  <w:num w:numId="1" w16cid:durableId="2068140340">
+  <w:num w:numId="1" w16cid:durableId="1025474548">
+    <w:abstractNumId w:val="13"/>
+  </w:num>
+  <w:num w:numId="2" w16cid:durableId="104153695">
+    <w:abstractNumId w:val="10"/>
+  </w:num>
+  <w:num w:numId="3" w16cid:durableId="1073312306">
+    <w:abstractNumId w:val="24"/>
+  </w:num>
+  <w:num w:numId="4" w16cid:durableId="1176655847">
+    <w:abstractNumId w:val="34"/>
+  </w:num>
+  <w:num w:numId="5" w16cid:durableId="1251892650">
+    <w:abstractNumId w:val="4"/>
+  </w:num>
+  <w:num w:numId="6" w16cid:durableId="1283225005">
+    <w:abstractNumId w:val="2"/>
+  </w:num>
+  <w:num w:numId="7" w16cid:durableId="1312757387">
+    <w:abstractNumId w:val="14"/>
+  </w:num>
+  <w:num w:numId="8" w16cid:durableId="1416971827">
+    <w:abstractNumId w:val="16"/>
+  </w:num>
+  <w:num w:numId="9" w16cid:durableId="1441754366">
+    <w:abstractNumId w:val="31"/>
+  </w:num>
+  <w:num w:numId="10" w16cid:durableId="1539463966">
+    <w:abstractNumId w:val="12"/>
+  </w:num>
+  <w:num w:numId="11" w16cid:durableId="1657614193">
+    <w:abstractNumId w:val="8"/>
+  </w:num>
+  <w:num w:numId="12" w16cid:durableId="1791701334">
+    <w:abstractNumId w:val="32"/>
+  </w:num>
+  <w:num w:numId="13" w16cid:durableId="1803303883">
+    <w:abstractNumId w:val="25"/>
+  </w:num>
+  <w:num w:numId="14" w16cid:durableId="1818230953">
+    <w:abstractNumId w:val="19"/>
+  </w:num>
+  <w:num w:numId="15" w16cid:durableId="1830558647">
+    <w:abstractNumId w:val="28"/>
+  </w:num>
+  <w:num w:numId="16" w16cid:durableId="1848327362">
+    <w:abstractNumId w:val="38"/>
+  </w:num>
+  <w:num w:numId="17" w16cid:durableId="1859612104">
+    <w:abstractNumId w:val="3"/>
+  </w:num>
+  <w:num w:numId="18" w16cid:durableId="1933396278">
+    <w:abstractNumId w:val="26"/>
+  </w:num>
+  <w:num w:numId="19" w16cid:durableId="1958632613">
+    <w:abstractNumId w:val="1"/>
+  </w:num>
+  <w:num w:numId="20" w16cid:durableId="2022733873">
+    <w:abstractNumId w:val="20"/>
+  </w:num>
+  <w:num w:numId="21" w16cid:durableId="2025013710">
+    <w:abstractNumId w:val="15"/>
+  </w:num>
+  <w:num w:numId="22" w16cid:durableId="2040661461">
+    <w:abstractNumId w:val="29"/>
+  </w:num>
+  <w:num w:numId="23" w16cid:durableId="2060133221">
+    <w:abstractNumId w:val="36"/>
+  </w:num>
+  <w:num w:numId="24" w16cid:durableId="2066372715">
+    <w:abstractNumId w:val="0"/>
+  </w:num>
+  <w:num w:numId="25" w16cid:durableId="2068140340">
     <w:abstractNumId w:val="6"/>
   </w:num>
-  <w:num w:numId="2" w16cid:durableId="1539463966">
-    <w:abstractNumId w:val="12"/>
+  <w:num w:numId="26" w16cid:durableId="2100364280">
+    <w:abstractNumId w:val="11"/>
   </w:num>
-  <w:num w:numId="3" w16cid:durableId="1803303883">
-    <w:abstractNumId w:val="25"/>
+  <w:num w:numId="27" w16cid:durableId="2118792975">
+    <w:abstractNumId w:val="27"/>
   </w:num>
-  <w:num w:numId="4" w16cid:durableId="2066372715">
-    <w:abstractNumId w:val="0"/>
+  <w:num w:numId="28" w16cid:durableId="29503201">
+    <w:abstractNumId w:val="17"/>
   </w:num>
-  <w:num w:numId="5" w16cid:durableId="1025474548">
-    <w:abstractNumId w:val="13"/>
+  <w:num w:numId="29" w16cid:durableId="298607771">
+    <w:abstractNumId w:val="33"/>
   </w:num>
-  <w:num w:numId="6" w16cid:durableId="511645120">
+  <w:num w:numId="30" w16cid:durableId="37361517">
+    <w:abstractNumId w:val="21"/>
+  </w:num>
+  <w:num w:numId="31" w16cid:durableId="425230281">
+    <w:abstractNumId w:val="9"/>
+  </w:num>
+  <w:num w:numId="32" w16cid:durableId="511645120">
     <w:abstractNumId w:val="39"/>
   </w:num>
-  <w:num w:numId="7" w16cid:durableId="1848327362">
-    <w:abstractNumId w:val="38"/>
+  <w:num w:numId="33" w16cid:durableId="517817537">
+    <w:abstractNumId w:val="40"/>
   </w:num>
-  <w:num w:numId="8" w16cid:durableId="2100364280">
-    <w:abstractNumId w:val="11"/>
-  </w:num>
-  <w:num w:numId="9" w16cid:durableId="1416971827">
-    <w:abstractNumId w:val="16"/>
-  </w:num>
-  <w:num w:numId="10" w16cid:durableId="1073312306">
-    <w:abstractNumId w:val="24"/>
-  </w:num>
-  <w:num w:numId="11" w16cid:durableId="974258839">
-    <w:abstractNumId w:val="18"/>
-  </w:num>
-  <w:num w:numId="12" w16cid:durableId="1657614193">
-    <w:abstractNumId w:val="8"/>
-  </w:num>
-  <w:num w:numId="13" w16cid:durableId="586573128">
+  <w:num w:numId="34" w16cid:durableId="586573128">
     <w:abstractNumId w:val="35"/>
   </w:num>
-  <w:num w:numId="14" w16cid:durableId="1958632613">
-    <w:abstractNumId w:val="1"/>
+  <w:num w:numId="35" w16cid:durableId="678627087">
+    <w:abstractNumId w:val="5"/>
   </w:num>
-  <w:num w:numId="15" w16cid:durableId="1933396278">
-    <w:abstractNumId w:val="26"/>
+  <w:num w:numId="36" w16cid:durableId="725449978">
+    <w:abstractNumId w:val="30"/>
   </w:num>
-  <w:num w:numId="16" w16cid:durableId="104153695">
-    <w:abstractNumId w:val="10"/>
+  <w:num w:numId="37" w16cid:durableId="725839974">
+    <w:abstractNumId w:val="37"/>
   </w:num>
-  <w:num w:numId="17" w16cid:durableId="1176655847">
-    <w:abstractNumId w:val="34"/>
-  </w:num>
-  <w:num w:numId="18" w16cid:durableId="1830558647">
-    <w:abstractNumId w:val="28"/>
-  </w:num>
-  <w:num w:numId="19" w16cid:durableId="1859612104">
-    <w:abstractNumId w:val="3"/>
-  </w:num>
-  <w:num w:numId="20" w16cid:durableId="739644714">
+  <w:num w:numId="38" w16cid:durableId="739644714">
     <w:abstractNumId w:val="22"/>
   </w:num>
-  <w:num w:numId="21" w16cid:durableId="1283225005">
-    <w:abstractNumId w:val="2"/>
+  <w:num w:numId="39" w16cid:durableId="92171251">
+    <w:abstractNumId w:val="7"/>
   </w:num>
-  <w:num w:numId="22" w16cid:durableId="929313694">
+  <w:num w:numId="40" w16cid:durableId="929313694">
     <w:abstractNumId w:val="23"/>
   </w:num>
-  <w:num w:numId="23" w16cid:durableId="2040661461">
-    <w:abstractNumId w:val="29"/>
-  </w:num>
-  <w:num w:numId="24" w16cid:durableId="29503201">
-    <w:abstractNumId w:val="17"/>
-  </w:num>
-  <w:num w:numId="25" w16cid:durableId="1818230953">
-    <w:abstractNumId w:val="19"/>
-  </w:num>
-  <w:num w:numId="26" w16cid:durableId="517817537">
-    <w:abstractNumId w:val="40"/>
-  </w:num>
-  <w:num w:numId="27" w16cid:durableId="298607771">
-    <w:abstractNumId w:val="33"/>
-  </w:num>
-  <w:num w:numId="28" w16cid:durableId="1251892650">
-    <w:abstractNumId w:val="4"/>
-  </w:num>
-  <w:num w:numId="29" w16cid:durableId="2022733873">
-    <w:abstractNumId w:val="20"/>
-  </w:num>
-  <w:num w:numId="30" w16cid:durableId="2060133221">
-    <w:abstractNumId w:val="36"/>
-  </w:num>
-  <w:num w:numId="31" w16cid:durableId="1791701334">
-    <w:abstractNumId w:val="32"/>
-  </w:num>
-  <w:num w:numId="32" w16cid:durableId="425230281">
-    <w:abstractNumId w:val="9"/>
-  </w:num>
-  <w:num w:numId="33" w16cid:durableId="2025013710">
-    <w:abstractNumId w:val="15"/>
-  </w:num>
-  <w:num w:numId="34" w16cid:durableId="37361517">
-    <w:abstractNumId w:val="21"/>
-  </w:num>
-  <w:num w:numId="35" w16cid:durableId="1441754366">
-    <w:abstractNumId w:val="31"/>
-  </w:num>
-  <w:num w:numId="36" w16cid:durableId="1312757387">
-    <w:abstractNumId w:val="14"/>
-  </w:num>
-  <w:num w:numId="37" w16cid:durableId="2118792975">
-    <w:abstractNumId w:val="27"/>
-  </w:num>
-  <w:num w:numId="38" w16cid:durableId="725839974">
-    <w:abstractNumId w:val="37"/>
-  </w:num>
-  <w:num w:numId="39" w16cid:durableId="678627087">
-    <w:abstractNumId w:val="5"/>
-  </w:num>
-  <w:num w:numId="40" w16cid:durableId="92171251">
-    <w:abstractNumId w:val="7"/>
-  </w:num>
-  <w:num w:numId="41" w16cid:durableId="725449978">
-    <w:abstractNumId w:val="30"/>
+  <w:num w:numId="41" w16cid:durableId="974258839">
+    <w:abstractNumId w:val="18"/>
   </w:num>
 </w:numbering>
 </file>
@@ -10848,7 +10552,7 @@
   <w:style w:type="paragraph" w:default="1" w:styleId="Normal">
     <w:name w:val="Normal"/>
     <w:aliases w:val="Titulo2"/>
-    <w:next w:val="Ttulo2"/>
+    <w:next w:val="Heading2"/>
     <w:rsid w:val="00AE2F87"/>
     <w:pPr>
       <w:spacing w:after="0" w:line="240" w:lineRule="auto"/>
@@ -10860,11 +10564,11 @@
       <w:lang w:val="es-419"/>
     </w:rPr>
   </w:style>
-  <w:style w:type="paragraph" w:styleId="Ttulo1">
+  <w:style w:type="paragraph" w:styleId="Heading1">
     <w:name w:val="heading 1"/>
     <w:basedOn w:val="Normal"/>
     <w:next w:val="Normal"/>
-    <w:link w:val="Ttulo1Car"/>
+    <w:link w:val="Heading1Char"/>
     <w:uiPriority w:val="9"/>
     <w:qFormat/>
     <w:rsid w:val="00152279"/>
@@ -10881,11 +10585,11 @@
       <w:szCs w:val="32"/>
     </w:rPr>
   </w:style>
-  <w:style w:type="paragraph" w:styleId="Ttulo2">
+  <w:style w:type="paragraph" w:styleId="Heading2">
     <w:name w:val="heading 2"/>
     <w:basedOn w:val="Normal"/>
     <w:next w:val="Normal"/>
-    <w:link w:val="Ttulo2Car"/>
+    <w:link w:val="Heading2Char"/>
     <w:uiPriority w:val="9"/>
     <w:unhideWhenUsed/>
     <w:qFormat/>
@@ -10903,13 +10607,13 @@
       <w:szCs w:val="26"/>
     </w:rPr>
   </w:style>
-  <w:style w:type="character" w:default="1" w:styleId="Fuentedeprrafopredeter">
+  <w:style w:type="character" w:default="1" w:styleId="DefaultParagraphFont">
     <w:name w:val="Default Paragraph Font"/>
     <w:uiPriority w:val="1"/>
     <w:semiHidden/>
     <w:unhideWhenUsed/>
   </w:style>
-  <w:style w:type="table" w:default="1" w:styleId="Tablanormal">
+  <w:style w:type="table" w:default="1" w:styleId="TableNormal">
     <w:name w:val="Normal Table"/>
     <w:uiPriority w:val="99"/>
     <w:semiHidden/>
@@ -10924,16 +10628,16 @@
       </w:tblCellMar>
     </w:tblPr>
   </w:style>
-  <w:style w:type="numbering" w:default="1" w:styleId="Sinlista">
+  <w:style w:type="numbering" w:default="1" w:styleId="NoList">
     <w:name w:val="No List"/>
     <w:uiPriority w:val="99"/>
     <w:semiHidden/>
     <w:unhideWhenUsed/>
   </w:style>
-  <w:style w:type="character" w:customStyle="1" w:styleId="Ttulo1Car">
-    <w:name w:val="Título 1 Car"/>
-    <w:basedOn w:val="Fuentedeprrafopredeter"/>
-    <w:link w:val="Ttulo1"/>
+  <w:style w:type="character" w:customStyle="1" w:styleId="Heading1Char">
+    <w:name w:val="Heading 1 Char"/>
+    <w:basedOn w:val="DefaultParagraphFont"/>
+    <w:link w:val="Heading1"/>
     <w:uiPriority w:val="9"/>
     <w:rsid w:val="00152279"/>
     <w:rPr>
@@ -10943,10 +10647,10 @@
       <w:szCs w:val="32"/>
     </w:rPr>
   </w:style>
-  <w:style w:type="character" w:customStyle="1" w:styleId="Ttulo2Car">
-    <w:name w:val="Título 2 Car"/>
-    <w:basedOn w:val="Fuentedeprrafopredeter"/>
-    <w:link w:val="Ttulo2"/>
+  <w:style w:type="character" w:customStyle="1" w:styleId="Heading2Char">
+    <w:name w:val="Heading 2 Char"/>
+    <w:basedOn w:val="DefaultParagraphFont"/>
+    <w:link w:val="Heading2"/>
     <w:uiPriority w:val="9"/>
     <w:rsid w:val="00FF2EC8"/>
     <w:rPr>
@@ -10957,7 +10661,7 @@
       <w:lang w:val="es-419"/>
     </w:rPr>
   </w:style>
-  <w:style w:type="paragraph" w:styleId="Prrafodelista">
+  <w:style w:type="paragraph" w:styleId="ListParagraph">
     <w:name w:val="List Paragraph"/>
     <w:basedOn w:val="Normal"/>
     <w:uiPriority w:val="34"/>
@@ -10971,10 +10675,10 @@
       <w:rFonts w:eastAsia="Times New Roman"/>
     </w:rPr>
   </w:style>
-  <w:style w:type="paragraph" w:styleId="Encabezado">
+  <w:style w:type="paragraph" w:styleId="Header">
     <w:name w:val="header"/>
     <w:basedOn w:val="Normal"/>
-    <w:link w:val="EncabezadoCar"/>
+    <w:link w:val="HeaderChar"/>
     <w:uiPriority w:val="99"/>
     <w:unhideWhenUsed/>
     <w:rsid w:val="003C0AF1"/>
@@ -10985,10 +10689,10 @@
       </w:tabs>
     </w:pPr>
   </w:style>
-  <w:style w:type="character" w:customStyle="1" w:styleId="EncabezadoCar">
-    <w:name w:val="Encabezado Car"/>
-    <w:basedOn w:val="Fuentedeprrafopredeter"/>
-    <w:link w:val="Encabezado"/>
+  <w:style w:type="character" w:customStyle="1" w:styleId="HeaderChar">
+    <w:name w:val="Header Char"/>
+    <w:basedOn w:val="DefaultParagraphFont"/>
+    <w:link w:val="Header"/>
     <w:uiPriority w:val="99"/>
     <w:rsid w:val="003C0AF1"/>
     <w:rPr>
@@ -10997,10 +10701,10 @@
       <w:szCs w:val="20"/>
     </w:rPr>
   </w:style>
-  <w:style w:type="paragraph" w:styleId="Piedepgina">
+  <w:style w:type="paragraph" w:styleId="Footer">
     <w:name w:val="footer"/>
     <w:basedOn w:val="Normal"/>
-    <w:link w:val="PiedepginaCar"/>
+    <w:link w:val="FooterChar"/>
     <w:uiPriority w:val="99"/>
     <w:unhideWhenUsed/>
     <w:rsid w:val="003C0AF1"/>
@@ -11011,10 +10715,10 @@
       </w:tabs>
     </w:pPr>
   </w:style>
-  <w:style w:type="character" w:customStyle="1" w:styleId="PiedepginaCar">
-    <w:name w:val="Pie de página Car"/>
-    <w:basedOn w:val="Fuentedeprrafopredeter"/>
-    <w:link w:val="Piedepgina"/>
+  <w:style w:type="character" w:customStyle="1" w:styleId="FooterChar">
+    <w:name w:val="Footer Char"/>
+    <w:basedOn w:val="DefaultParagraphFont"/>
+    <w:link w:val="Footer"/>
     <w:uiPriority w:val="99"/>
     <w:rsid w:val="003C0AF1"/>
     <w:rPr>
@@ -11023,11 +10727,11 @@
       <w:szCs w:val="20"/>
     </w:rPr>
   </w:style>
-  <w:style w:type="paragraph" w:styleId="Ttulo">
+  <w:style w:type="paragraph" w:styleId="Title">
     <w:name w:val="Title"/>
     <w:basedOn w:val="Normal"/>
     <w:next w:val="Normal"/>
-    <w:link w:val="TtuloCar"/>
+    <w:link w:val="TitleChar"/>
     <w:uiPriority w:val="10"/>
     <w:qFormat/>
     <w:rsid w:val="007F1DE6"/>
@@ -11042,10 +10746,10 @@
       <w:szCs w:val="56"/>
     </w:rPr>
   </w:style>
-  <w:style w:type="character" w:customStyle="1" w:styleId="TtuloCar">
-    <w:name w:val="Título Car"/>
-    <w:basedOn w:val="Fuentedeprrafopredeter"/>
-    <w:link w:val="Ttulo"/>
+  <w:style w:type="character" w:customStyle="1" w:styleId="TitleChar">
+    <w:name w:val="Title Char"/>
+    <w:basedOn w:val="DefaultParagraphFont"/>
+    <w:link w:val="Title"/>
     <w:uiPriority w:val="10"/>
     <w:rsid w:val="007F1DE6"/>
     <w:rPr>
@@ -11056,9 +10760,9 @@
       <w:szCs w:val="56"/>
     </w:rPr>
   </w:style>
-  <w:style w:type="table" w:styleId="Tablaconcuadrcula">
+  <w:style w:type="table" w:styleId="TableGrid">
     <w:name w:val="Table Grid"/>
-    <w:basedOn w:val="Tablanormal"/>
+    <w:basedOn w:val="TableNormal"/>
     <w:uiPriority w:val="59"/>
     <w:rsid w:val="00E41FCD"/>
     <w:pPr>
@@ -11075,9 +10779,9 @@
       </w:tblBorders>
     </w:tblPr>
   </w:style>
-  <w:style w:type="table" w:styleId="Tabladelista2-nfasis1">
+  <w:style w:type="table" w:styleId="ListTable2-Accent1">
     <w:name w:val="List Table 2 Accent 1"/>
-    <w:basedOn w:val="Tablanormal"/>
+    <w:basedOn w:val="TableNormal"/>
     <w:uiPriority w:val="47"/>
     <w:rsid w:val="008122FD"/>
     <w:pPr>
@@ -11129,9 +10833,9 @@
       </w:tcPr>
     </w:tblStylePr>
   </w:style>
-  <w:style w:type="table" w:styleId="Tabladelista3-nfasis2">
+  <w:style w:type="table" w:styleId="ListTable3-Accent2">
     <w:name w:val="List Table 3 Accent 2"/>
-    <w:basedOn w:val="Tablanormal"/>
+    <w:basedOn w:val="TableNormal"/>
     <w:uiPriority w:val="48"/>
     <w:rsid w:val="008122FD"/>
     <w:pPr>
@@ -11253,9 +10957,9 @@
       </w:tcPr>
     </w:tblStylePr>
   </w:style>
-  <w:style w:type="table" w:styleId="Tabladelista3">
+  <w:style w:type="table" w:styleId="ListTable3">
     <w:name w:val="List Table 3"/>
-    <w:basedOn w:val="Tablanormal"/>
+    <w:basedOn w:val="TableNormal"/>
     <w:uiPriority w:val="48"/>
     <w:rsid w:val="008122FD"/>
     <w:pPr>
@@ -11377,9 +11081,9 @@
       </w:tcPr>
     </w:tblStylePr>
   </w:style>
-  <w:style w:type="table" w:styleId="Tablanormal3">
+  <w:style w:type="table" w:styleId="PlainTable3">
     <w:name w:val="Plain Table 3"/>
-    <w:basedOn w:val="Tablanormal"/>
+    <w:basedOn w:val="TableNormal"/>
     <w:uiPriority w:val="43"/>
     <w:rsid w:val="008122FD"/>
     <w:pPr>
@@ -11470,9 +11174,9 @@
       </w:tcPr>
     </w:tblStylePr>
   </w:style>
-  <w:style w:type="table" w:styleId="Tablanormal1">
+  <w:style w:type="table" w:styleId="PlainTable1">
     <w:name w:val="Plain Table 1"/>
-    <w:basedOn w:val="Tablanormal"/>
+    <w:basedOn w:val="TableNormal"/>
     <w:uiPriority w:val="41"/>
     <w:rsid w:val="008122FD"/>
     <w:pPr>
@@ -11861,19 +11565,6 @@
 </file>
 
 <file path=customXml/item1.xml><?xml version="1.0" encoding="utf-8"?>
-<?mso-contentType ?>
-<FormTemplates xmlns="http://schemas.microsoft.com/sharepoint/v3/contenttype/forms">
-  <Display>DocumentLibraryForm</Display>
-  <Edit>DocumentLibraryForm</Edit>
-  <New>DocumentLibraryForm</New>
-</FormTemplates>
-</file>
-
-<file path=customXml/item2.xml><?xml version="1.0" encoding="utf-8"?>
-<b:Sources xmlns:b="http://schemas.openxmlformats.org/officeDocument/2006/bibliography" xmlns="http://schemas.openxmlformats.org/officeDocument/2006/bibliography" SelectedStyle="\APASixthEditionOfficeOnline.xsl" StyleName="APA" Version="6"/>
-</file>
-
-<file path=customXml/item3.xml><?xml version="1.0" encoding="utf-8"?>
 <ct:contentTypeSchema xmlns:ct="http://schemas.microsoft.com/office/2006/metadata/contentType" xmlns:ma="http://schemas.microsoft.com/office/2006/metadata/properties/metaAttributes" ct:_="" ma:_="" ma:contentTypeName="Documento" ma:contentTypeID="0x010100F7475EE0D3D81D4B8E0FE2565DA7E272" ma:contentTypeVersion="11" ma:contentTypeDescription="Crear nuevo documento." ma:contentTypeScope="" ma:versionID="50cbf536a10b06756d02b0eee56ac203">
   <xsd:schema xmlns:xsd="http://www.w3.org/2001/XMLSchema" xmlns:xs="http://www.w3.org/2001/XMLSchema" xmlns:p="http://schemas.microsoft.com/office/2006/metadata/properties" xmlns:ns2="034d5a17-9944-40f0-8542-d6d5b6e6061d" xmlns:ns3="41b1e17c-21ef-47df-8f26-9fbad9db1007" targetNamespace="http://schemas.microsoft.com/office/2006/metadata/properties" ma:root="true" ma:fieldsID="47586cb62062488967b876e18c3ce568" ns2:_="" ns3:_="">
     <xsd:import namespace="034d5a17-9944-40f0-8542-d6d5b6e6061d"/>
@@ -12068,7 +11759,16 @@
 </ct:contentTypeSchema>
 </file>
 
-<file path=customXml/item4.xml><?xml version="1.0" encoding="utf-8"?>
+<file path=customXml/item2.xml><?xml version="1.0" encoding="utf-8"?>
+<?mso-contentType ?>
+<FormTemplates xmlns="http://schemas.microsoft.com/sharepoint/v3/contenttype/forms">
+  <Display>DocumentLibraryForm</Display>
+  <Edit>DocumentLibraryForm</Edit>
+  <New>DocumentLibraryForm</New>
+</FormTemplates>
+</file>
+
+<file path=customXml/item3.xml><?xml version="1.0" encoding="utf-8"?>
 <p:properties xmlns:p="http://schemas.microsoft.com/office/2006/metadata/properties" xmlns:xsi="http://www.w3.org/2001/XMLSchema-instance" xmlns:pc="http://schemas.microsoft.com/office/infopath/2007/PartnerControls">
   <documentManagement>
     <TaxCatchAll xmlns="41b1e17c-21ef-47df-8f26-9fbad9db1007" xsi:nil="true"/>
@@ -12080,22 +11780,6 @@
 </file>
 
 <file path=customXml/itemProps1.xml><?xml version="1.0" encoding="utf-8"?>
-<ds:datastoreItem xmlns:ds="http://schemas.openxmlformats.org/officeDocument/2006/customXml" ds:itemID="{82D9C1C5-2E13-4D4C-8A12-954C1160B014}">
-  <ds:schemaRefs>
-    <ds:schemaRef ds:uri="http://schemas.microsoft.com/sharepoint/v3/contenttype/forms"/>
-  </ds:schemaRefs>
-</ds:datastoreItem>
-</file>
-
-<file path=customXml/itemProps2.xml><?xml version="1.0" encoding="utf-8"?>
-<ds:datastoreItem xmlns:ds="http://schemas.openxmlformats.org/officeDocument/2006/customXml" ds:itemID="{294F3CE2-65C7-4425-ABF3-2239EA9D2111}">
-  <ds:schemaRefs>
-    <ds:schemaRef ds:uri="http://schemas.openxmlformats.org/officeDocument/2006/bibliography"/>
-  </ds:schemaRefs>
-</ds:datastoreItem>
-</file>
-
-<file path=customXml/itemProps3.xml><?xml version="1.0" encoding="utf-8"?>
 <ds:datastoreItem xmlns:ds="http://schemas.openxmlformats.org/officeDocument/2006/customXml" ds:itemID="{42629D64-17BB-4376-AA83-9887800B0990}">
   <ds:schemaRefs>
     <ds:schemaRef ds:uri="http://schemas.microsoft.com/office/2006/metadata/contentType"/>
@@ -12114,7 +11798,15 @@
 </ds:datastoreItem>
 </file>
 
-<file path=customXml/itemProps4.xml><?xml version="1.0" encoding="utf-8"?>
+<file path=customXml/itemProps2.xml><?xml version="1.0" encoding="utf-8"?>
+<ds:datastoreItem xmlns:ds="http://schemas.openxmlformats.org/officeDocument/2006/customXml" ds:itemID="{82D9C1C5-2E13-4D4C-8A12-954C1160B014}">
+  <ds:schemaRefs>
+    <ds:schemaRef ds:uri="http://schemas.microsoft.com/sharepoint/v3/contenttype/forms"/>
+  </ds:schemaRefs>
+</ds:datastoreItem>
+</file>
+
+<file path=customXml/itemProps3.xml><?xml version="1.0" encoding="utf-8"?>
 <ds:datastoreItem xmlns:ds="http://schemas.openxmlformats.org/officeDocument/2006/customXml" ds:itemID="{8EA11196-7313-4168-9503-8222CF990D94}">
   <ds:schemaRefs>
     <ds:schemaRef ds:uri="http://schemas.microsoft.com/office/2006/metadata/properties"/>
